--- a/400_Networking/assignments/15228802_400IT_CW1_Report.docx
+++ b/400_Networking/assignments/15228802_400IT_CW1_Report.docx
@@ -220,7 +220,7 @@
                                 <a:avLst/>
                               </a:prstGeom>
                               <a:blipFill>
-                                <a:blip r:embed="rId10"/>
+                                <a:blip r:embed="rId11"/>
                                 <a:stretch>
                                   <a:fillRect r="-7574"/>
                                 </a:stretch>
@@ -271,7 +271,7 @@
                       <v:path arrowok="t" o:connecttype="custom" o:connectlocs="0,0;7315200,0;7315200,1130373;3620757,733885;0,1092249;0,0" o:connectangles="0,0,0,0,0,0"/>
                     </v:shape>
                     <v:rect id="Rectangle 151" o:spid="_x0000_s1028" style="position:absolute;width:73152;height:12161;visibility:visible;mso-wrap-style:square;v-text-anchor:middle" o:gfxdata="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" stroked="f" strokeweight="2pt">
-                      <v:fill r:id="rId11" o:title="" recolor="t" rotate="t" type="frame"/>
+                      <v:fill r:id="rId12" o:title="" recolor="t" rotate="t" type="frame"/>
                     </v:rect>
                     <w10:wrap anchorx="page" anchory="page"/>
                   </v:group>
@@ -531,43 +531,41 @@
                                   <w:t>Abstract</w:t>
                                 </w:r>
                               </w:p>
-                              <w:sdt>
-                                <w:sdtPr>
+                              <w:p>
+                                <w:pPr>
+                                  <w:pStyle w:val="NoSpacing"/>
+                                  <w:jc w:val="right"/>
                                   <w:rPr>
                                     <w:color w:val="595959" w:themeColor="text1" w:themeTint="A6"/>
                                   </w:rPr>
-                                  <w:alias w:val="Abstract"/>
-                                  <w:tag w:val=""/>
-                                  <w:id w:val="1375273687"/>
-                                  <w:showingPlcHdr/>
-                                  <w:dataBinding w:prefixMappings="xmlns:ns0='http://schemas.microsoft.com/office/2006/coverPageProps' " w:xpath="/ns0:CoverPageProperties[1]/ns0:Abstract[1]" w:storeItemID="{55AF091B-3C7A-41E3-B477-F2FDAA23CFDA}"/>
-                                  <w:text w:multiLine="1"/>
-                                </w:sdtPr>
-                                <w:sdtContent>
-                                  <w:p>
-                                    <w:pPr>
-                                      <w:pStyle w:val="NoSpacing"/>
-                                      <w:jc w:val="right"/>
-                                      <w:rPr>
-                                        <w:color w:val="595959" w:themeColor="text1" w:themeTint="A6"/>
-                                      </w:rPr>
-                                    </w:pPr>
+                                </w:pPr>
+                                <w:sdt>
+                                  <w:sdtPr>
+                                    <w:rPr>
+                                      <w:color w:val="595959" w:themeColor="text1" w:themeTint="A6"/>
+                                    </w:rPr>
+                                    <w:alias w:val="Abstract"/>
+                                    <w:tag w:val=""/>
+                                    <w:id w:val="1375273687"/>
+                                    <w:dataBinding w:prefixMappings="xmlns:ns0='http://schemas.microsoft.com/office/2006/coverPageProps' " w:xpath="/ns0:CoverPageProperties[1]/ns0:Abstract[1]" w:storeItemID="{55AF091B-3C7A-41E3-B477-F2FDAA23CFDA}"/>
+                                    <w:text w:multiLine="1"/>
+                                  </w:sdtPr>
+                                  <w:sdtContent>
                                     <w:r>
                                       <w:rPr>
                                         <w:color w:val="595959" w:themeColor="text1" w:themeTint="A6"/>
                                       </w:rPr>
-                                      <w:t xml:space="preserve">[Draw your reader in with an engaging abstract. It is typically a short summary of the document. </w:t>
+                                      <w:t>This Report presets an understanding of Networking methodologies and theories</w:t>
                                     </w:r>
-                                    <w:r>
-                                      <w:rPr>
-                                        <w:color w:val="595959" w:themeColor="text1" w:themeTint="A6"/>
-                                      </w:rPr>
-                                      <w:br/>
-                                      <w:t>When you’re ready to add your content, just click here and start typing.]</w:t>
-                                    </w:r>
-                                  </w:p>
-                                </w:sdtContent>
-                              </w:sdt>
+                                  </w:sdtContent>
+                                </w:sdt>
+                                <w:r>
+                                  <w:rPr>
+                                    <w:color w:val="595959" w:themeColor="text1" w:themeTint="A6"/>
+                                  </w:rPr>
+                                  <w:t>. These are displayed via the report on the Green Wood Company and the developed topology</w:t>
+                                </w:r>
+                              </w:p>
                             </w:txbxContent>
                           </wps:txbx>
                           <wps:bodyPr rot="0" spcFirstLastPara="0" vertOverflow="overflow" horzOverflow="overflow" vert="horz" wrap="square" lIns="1600200" tIns="0" rIns="685800" bIns="0" numCol="1" spcCol="0" rtlCol="0" fromWordArt="0" anchor="t" anchorCtr="0" forceAA="0" compatLnSpc="1">
@@ -590,7 +588,11 @@
               </mc:Choice>
               <mc:Fallback>
                 <w:pict>
-                  <v:shape w14:anchorId="1F9E4219" id="Text Box 153" o:spid="_x0000_s1027" type="#_x0000_t202" style="position:absolute;margin-left:0;margin-top:0;width:8in;height:79.5pt;z-index:251661312;visibility:visible;mso-wrap-style:square;mso-width-percent:941;mso-height-percent:100;mso-top-percent:700;mso-wrap-distance-left:9pt;mso-wrap-distance-top:0;mso-wrap-distance-right:9pt;mso-wrap-distance-bottom:0;mso-position-horizontal:center;mso-position-horizontal-relative:page;mso-position-vertical-relative:page;mso-width-percent:941;mso-height-percent:100;mso-top-percent:700;mso-width-relative:page;mso-height-relative:page;v-text-anchor:top" o:gfxdata="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" filled="f" stroked="f" strokeweight=".5pt">
+                  <v:shapetype w14:anchorId="1F9E4219" id="_x0000_t202" coordsize="21600,21600" o:spt="202" path="m,l,21600r21600,l21600,xe">
+                    <v:stroke joinstyle="miter"/>
+                    <v:path gradientshapeok="t" o:connecttype="rect"/>
+                  </v:shapetype>
+                  <v:shape id="Text Box 153" o:spid="_x0000_s1027" type="#_x0000_t202" style="position:absolute;margin-left:0;margin-top:0;width:8in;height:79.5pt;z-index:251661312;visibility:visible;mso-wrap-style:square;mso-width-percent:941;mso-height-percent:100;mso-top-percent:700;mso-wrap-distance-left:9pt;mso-wrap-distance-top:0;mso-wrap-distance-right:9pt;mso-wrap-distance-bottom:0;mso-position-horizontal:center;mso-position-horizontal-relative:page;mso-position-vertical-relative:page;mso-width-percent:941;mso-height-percent:100;mso-top-percent:700;mso-width-relative:page;mso-height-relative:page;v-text-anchor:top" o:gfxdata="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" filled="f" stroked="f" strokeweight=".5pt">
                     <v:textbox style="mso-fit-shape-to-text:t" inset="126pt,0,54pt,0">
                       <w:txbxContent>
                         <w:p>
@@ -612,43 +614,41 @@
                             <w:t>Abstract</w:t>
                           </w:r>
                         </w:p>
-                        <w:sdt>
-                          <w:sdtPr>
+                        <w:p>
+                          <w:pPr>
+                            <w:pStyle w:val="NoSpacing"/>
+                            <w:jc w:val="right"/>
                             <w:rPr>
                               <w:color w:val="595959" w:themeColor="text1" w:themeTint="A6"/>
                             </w:rPr>
-                            <w:alias w:val="Abstract"/>
-                            <w:tag w:val=""/>
-                            <w:id w:val="1375273687"/>
-                            <w:showingPlcHdr/>
-                            <w:dataBinding w:prefixMappings="xmlns:ns0='http://schemas.microsoft.com/office/2006/coverPageProps' " w:xpath="/ns0:CoverPageProperties[1]/ns0:Abstract[1]" w:storeItemID="{55AF091B-3C7A-41E3-B477-F2FDAA23CFDA}"/>
-                            <w:text w:multiLine="1"/>
-                          </w:sdtPr>
-                          <w:sdtContent>
-                            <w:p>
-                              <w:pPr>
-                                <w:pStyle w:val="NoSpacing"/>
-                                <w:jc w:val="right"/>
-                                <w:rPr>
-                                  <w:color w:val="595959" w:themeColor="text1" w:themeTint="A6"/>
-                                </w:rPr>
-                              </w:pPr>
+                          </w:pPr>
+                          <w:sdt>
+                            <w:sdtPr>
+                              <w:rPr>
+                                <w:color w:val="595959" w:themeColor="text1" w:themeTint="A6"/>
+                              </w:rPr>
+                              <w:alias w:val="Abstract"/>
+                              <w:tag w:val=""/>
+                              <w:id w:val="1375273687"/>
+                              <w:dataBinding w:prefixMappings="xmlns:ns0='http://schemas.microsoft.com/office/2006/coverPageProps' " w:xpath="/ns0:CoverPageProperties[1]/ns0:Abstract[1]" w:storeItemID="{55AF091B-3C7A-41E3-B477-F2FDAA23CFDA}"/>
+                              <w:text w:multiLine="1"/>
+                            </w:sdtPr>
+                            <w:sdtContent>
                               <w:r>
                                 <w:rPr>
                                   <w:color w:val="595959" w:themeColor="text1" w:themeTint="A6"/>
                                 </w:rPr>
-                                <w:t xml:space="preserve">[Draw your reader in with an engaging abstract. It is typically a short summary of the document. </w:t>
+                                <w:t>This Report presets an understanding of Networking methodologies and theories</w:t>
                               </w:r>
-                              <w:r>
-                                <w:rPr>
-                                  <w:color w:val="595959" w:themeColor="text1" w:themeTint="A6"/>
-                                </w:rPr>
-                                <w:br/>
-                                <w:t>When you’re ready to add your content, just click here and start typing.]</w:t>
-                              </w:r>
-                            </w:p>
-                          </w:sdtContent>
-                        </w:sdt>
+                            </w:sdtContent>
+                          </w:sdt>
+                          <w:r>
+                            <w:rPr>
+                              <w:color w:val="595959" w:themeColor="text1" w:themeTint="A6"/>
+                            </w:rPr>
+                            <w:t>. These are displayed via the report on the Green Wood Company and the developed topology</w:t>
+                          </w:r>
+                        </w:p>
                       </w:txbxContent>
                     </v:textbox>
                     <w10:wrap type="square" anchorx="page" anchory="page"/>
@@ -948,7 +948,7 @@
                         </pic:cNvPicPr>
                       </pic:nvPicPr>
                       <pic:blipFill>
-                        <a:blip r:embed="rId12" cstate="print">
+                        <a:blip r:embed="rId13" cstate="print">
                           <a:extLst>
                             <a:ext uri="{28A0092B-C50C-407E-A947-70E740481C1C}">
                               <a14:useLocalDpi xmlns:a14="http://schemas.microsoft.com/office/drawing/2010/main" val="0"/>
@@ -1057,7 +1057,7 @@
             </w:rPr>
             <w:fldChar w:fldCharType="separate"/>
           </w:r>
-          <w:hyperlink w:anchor="_Toc198802101" w:history="1">
+          <w:hyperlink w:anchor="_Toc199322264" w:history="1">
             <w:r>
               <w:rPr>
                 <w:rStyle w:val="Hyperlink"/>
@@ -1084,7 +1084,7 @@
                 <w:noProof/>
                 <w:webHidden/>
               </w:rPr>
-              <w:instrText xml:space="preserve"> PAGEREF _Toc198802101 \h </w:instrText>
+              <w:instrText xml:space="preserve"> PAGEREF _Toc199322264 \h </w:instrText>
             </w:r>
             <w:r>
               <w:rPr>
@@ -1133,7 +1133,7 @@
               <w14:ligatures w14:val="standardContextual"/>
             </w:rPr>
           </w:pPr>
-          <w:hyperlink w:anchor="_Toc198802102" w:history="1">
+          <w:hyperlink w:anchor="_Toc199322265" w:history="1">
             <w:r>
               <w:rPr>
                 <w:rStyle w:val="Hyperlink"/>
@@ -1160,7 +1160,7 @@
                 <w:noProof/>
                 <w:webHidden/>
               </w:rPr>
-              <w:instrText xml:space="preserve"> PAGEREF _Toc198802102 \h </w:instrText>
+              <w:instrText xml:space="preserve"> PAGEREF _Toc199322265 \h </w:instrText>
             </w:r>
             <w:r>
               <w:rPr>
@@ -1207,7 +1207,7 @@
               <w14:ligatures w14:val="standardContextual"/>
             </w:rPr>
           </w:pPr>
-          <w:hyperlink w:anchor="_Toc198802103" w:history="1">
+          <w:hyperlink w:anchor="_Toc199322266" w:history="1">
             <w:r>
               <w:rPr>
                 <w:rStyle w:val="Hyperlink"/>
@@ -1234,7 +1234,7 @@
                 <w:noProof/>
                 <w:webHidden/>
               </w:rPr>
-              <w:instrText xml:space="preserve"> PAGEREF _Toc198802103 \h </w:instrText>
+              <w:instrText xml:space="preserve"> PAGEREF _Toc199322266 \h </w:instrText>
             </w:r>
             <w:r>
               <w:rPr>
@@ -1283,7 +1283,7 @@
               <w14:ligatures w14:val="standardContextual"/>
             </w:rPr>
           </w:pPr>
-          <w:hyperlink w:anchor="_Toc198802104" w:history="1">
+          <w:hyperlink w:anchor="_Toc199322267" w:history="1">
             <w:r>
               <w:rPr>
                 <w:rStyle w:val="Hyperlink"/>
@@ -1310,7 +1310,7 @@
                 <w:noProof/>
                 <w:webHidden/>
               </w:rPr>
-              <w:instrText xml:space="preserve"> PAGEREF _Toc198802104 \h </w:instrText>
+              <w:instrText xml:space="preserve"> PAGEREF _Toc199322267 \h </w:instrText>
             </w:r>
             <w:r>
               <w:rPr>
@@ -1359,13 +1359,13 @@
               <w14:ligatures w14:val="standardContextual"/>
             </w:rPr>
           </w:pPr>
-          <w:hyperlink w:anchor="_Toc198802105" w:history="1">
+          <w:hyperlink w:anchor="_Toc199322268" w:history="1">
             <w:r>
               <w:rPr>
                 <w:rStyle w:val="Hyperlink"/>
                 <w:noProof/>
               </w:rPr>
-              <w:t>Security</w:t>
+              <w:t>Security and Reliability</w:t>
             </w:r>
             <w:r>
               <w:rPr>
@@ -1386,7 +1386,7 @@
                 <w:noProof/>
                 <w:webHidden/>
               </w:rPr>
-              <w:instrText xml:space="preserve"> PAGEREF _Toc198802105 \h </w:instrText>
+              <w:instrText xml:space="preserve"> PAGEREF _Toc199322268 \h </w:instrText>
             </w:r>
             <w:r>
               <w:rPr>
@@ -1435,7 +1435,7 @@
               <w14:ligatures w14:val="standardContextual"/>
             </w:rPr>
           </w:pPr>
-          <w:hyperlink w:anchor="_Toc198802106" w:history="1">
+          <w:hyperlink w:anchor="_Toc199322269" w:history="1">
             <w:r>
               <w:rPr>
                 <w:rStyle w:val="Hyperlink"/>
@@ -1462,7 +1462,7 @@
                 <w:noProof/>
                 <w:webHidden/>
               </w:rPr>
-              <w:instrText xml:space="preserve"> PAGEREF _Toc198802106 \h </w:instrText>
+              <w:instrText xml:space="preserve"> PAGEREF _Toc199322269 \h </w:instrText>
             </w:r>
             <w:r>
               <w:rPr>
@@ -1482,7 +1482,7 @@
                 <w:noProof/>
                 <w:webHidden/>
               </w:rPr>
-              <w:t>4</w:t>
+              <w:t>6</w:t>
             </w:r>
             <w:r>
               <w:rPr>
@@ -1511,13 +1511,13 @@
               <w14:ligatures w14:val="standardContextual"/>
             </w:rPr>
           </w:pPr>
-          <w:hyperlink w:anchor="_Toc198802107" w:history="1">
+          <w:hyperlink w:anchor="_Toc199322270" w:history="1">
             <w:r>
               <w:rPr>
                 <w:rStyle w:val="Hyperlink"/>
                 <w:noProof/>
               </w:rPr>
-              <w:t>Reliabilty</w:t>
+              <w:t>Network testing</w:t>
             </w:r>
             <w:r>
               <w:rPr>
@@ -1538,7 +1538,7 @@
                 <w:noProof/>
                 <w:webHidden/>
               </w:rPr>
-              <w:instrText xml:space="preserve"> PAGEREF _Toc198802107 \h </w:instrText>
+              <w:instrText xml:space="preserve"> PAGEREF _Toc199322270 \h </w:instrText>
             </w:r>
             <w:r>
               <w:rPr>
@@ -1558,7 +1558,7 @@
                 <w:noProof/>
                 <w:webHidden/>
               </w:rPr>
-              <w:t>4</w:t>
+              <w:t>7</w:t>
             </w:r>
             <w:r>
               <w:rPr>
@@ -1587,13 +1587,13 @@
               <w14:ligatures w14:val="standardContextual"/>
             </w:rPr>
           </w:pPr>
-          <w:hyperlink w:anchor="_Toc198802108" w:history="1">
+          <w:hyperlink w:anchor="_Toc199322271" w:history="1">
             <w:r>
               <w:rPr>
                 <w:rStyle w:val="Hyperlink"/>
                 <w:noProof/>
               </w:rPr>
-              <w:t>Network testing</w:t>
+              <w:t>Conclusion</w:t>
             </w:r>
             <w:r>
               <w:rPr>
@@ -1614,7 +1614,7 @@
                 <w:noProof/>
                 <w:webHidden/>
               </w:rPr>
-              <w:instrText xml:space="preserve"> PAGEREF _Toc198802108 \h </w:instrText>
+              <w:instrText xml:space="preserve"> PAGEREF _Toc199322271 \h </w:instrText>
             </w:r>
             <w:r>
               <w:rPr>
@@ -1634,7 +1634,7 @@
                 <w:noProof/>
                 <w:webHidden/>
               </w:rPr>
-              <w:t>4</w:t>
+              <w:t>8</w:t>
             </w:r>
             <w:r>
               <w:rPr>
@@ -1663,83 +1663,7 @@
               <w14:ligatures w14:val="standardContextual"/>
             </w:rPr>
           </w:pPr>
-          <w:hyperlink w:anchor="_Toc198802109" w:history="1">
-            <w:r>
-              <w:rPr>
-                <w:rStyle w:val="Hyperlink"/>
-                <w:noProof/>
-              </w:rPr>
-              <w:t>Conclusion</w:t>
-            </w:r>
-            <w:r>
-              <w:rPr>
-                <w:noProof/>
-                <w:webHidden/>
-              </w:rPr>
-              <w:tab/>
-            </w:r>
-            <w:r>
-              <w:rPr>
-                <w:noProof/>
-                <w:webHidden/>
-              </w:rPr>
-              <w:fldChar w:fldCharType="begin"/>
-            </w:r>
-            <w:r>
-              <w:rPr>
-                <w:noProof/>
-                <w:webHidden/>
-              </w:rPr>
-              <w:instrText xml:space="preserve"> PAGEREF _Toc198802109 \h </w:instrText>
-            </w:r>
-            <w:r>
-              <w:rPr>
-                <w:noProof/>
-                <w:webHidden/>
-              </w:rPr>
-            </w:r>
-            <w:r>
-              <w:rPr>
-                <w:noProof/>
-                <w:webHidden/>
-              </w:rPr>
-              <w:fldChar w:fldCharType="separate"/>
-            </w:r>
-            <w:r>
-              <w:rPr>
-                <w:noProof/>
-                <w:webHidden/>
-              </w:rPr>
-              <w:t>5</w:t>
-            </w:r>
-            <w:r>
-              <w:rPr>
-                <w:noProof/>
-                <w:webHidden/>
-              </w:rPr>
-              <w:fldChar w:fldCharType="end"/>
-            </w:r>
-          </w:hyperlink>
-        </w:p>
-        <w:p>
-          <w:pPr>
-            <w:pStyle w:val="TOC1"/>
-            <w:tabs>
-              <w:tab w:val="right" w:leader="dot" w:pos="8296"/>
-            </w:tabs>
-            <w:rPr>
-              <w:rFonts w:cstheme="minorBidi"/>
-              <w:b w:val="0"/>
-              <w:bCs w:val="0"/>
-              <w:caps w:val="0"/>
-              <w:noProof/>
-              <w:kern w:val="2"/>
-              <w:sz w:val="24"/>
-              <w:szCs w:val="24"/>
-              <w14:ligatures w14:val="standardContextual"/>
-            </w:rPr>
-          </w:pPr>
-          <w:hyperlink w:anchor="_Toc198802110" w:history="1">
+          <w:hyperlink w:anchor="_Toc199322272" w:history="1">
             <w:r>
               <w:rPr>
                 <w:rStyle w:val="Hyperlink"/>
@@ -1766,7 +1690,7 @@
                 <w:noProof/>
                 <w:webHidden/>
               </w:rPr>
-              <w:instrText xml:space="preserve"> PAGEREF _Toc198802110 \h </w:instrText>
+              <w:instrText xml:space="preserve"> PAGEREF _Toc199322272 \h </w:instrText>
             </w:r>
             <w:r>
               <w:rPr>
@@ -1786,7 +1710,7 @@
                 <w:noProof/>
                 <w:webHidden/>
               </w:rPr>
-              <w:t>5</w:t>
+              <w:t>9</w:t>
             </w:r>
             <w:r>
               <w:rPr>
@@ -1813,7 +1737,7 @@
       <w:pPr>
         <w:pStyle w:val="Heading1"/>
       </w:pPr>
-      <w:bookmarkStart w:id="0" w:name="_Toc198802101"/>
+      <w:bookmarkStart w:id="0" w:name="_Toc199322264"/>
       <w:r>
         <w:t>Table of Figures</w:t>
       </w:r>
@@ -1830,13 +1754,14 @@
           <w:smallCaps w:val="0"/>
           <w:noProof/>
           <w:kern w:val="2"/>
-          <w:sz w:val="32"/>
-          <w:szCs w:val="32"/>
+          <w:sz w:val="24"/>
+          <w:szCs w:val="24"/>
           <w14:ligatures w14:val="standardContextual"/>
         </w:rPr>
       </w:pPr>
       <w:r>
         <w:rPr>
+          <w:smallCaps w:val="0"/>
           <w:sz w:val="24"/>
           <w:szCs w:val="24"/>
         </w:rPr>
@@ -1844,6 +1769,7 @@
       </w:r>
       <w:r>
         <w:rPr>
+          <w:smallCaps w:val="0"/>
           <w:sz w:val="24"/>
           <w:szCs w:val="24"/>
         </w:rPr>
@@ -1851,18 +1777,17 @@
       </w:r>
       <w:r>
         <w:rPr>
+          <w:smallCaps w:val="0"/>
           <w:sz w:val="24"/>
           <w:szCs w:val="24"/>
         </w:rPr>
         <w:fldChar w:fldCharType="separate"/>
       </w:r>
-      <w:hyperlink w:anchor="_Toc198802111" w:history="1">
+      <w:hyperlink w:anchor="_Toc199322273" w:history="1">
         <w:r>
           <w:rPr>
             <w:rStyle w:val="Hyperlink"/>
             <w:noProof/>
-            <w:sz w:val="24"/>
-            <w:szCs w:val="24"/>
           </w:rPr>
           <w:t>Figure 1 - Green Wood Company Network</w:t>
         </w:r>
@@ -1870,8 +1795,6 @@
           <w:rPr>
             <w:noProof/>
             <w:webHidden/>
-            <w:sz w:val="24"/>
-            <w:szCs w:val="24"/>
           </w:rPr>
           <w:tab/>
         </w:r>
@@ -1879,8 +1802,6 @@
           <w:rPr>
             <w:noProof/>
             <w:webHidden/>
-            <w:sz w:val="24"/>
-            <w:szCs w:val="24"/>
           </w:rPr>
           <w:fldChar w:fldCharType="begin"/>
         </w:r>
@@ -1888,25 +1809,19 @@
           <w:rPr>
             <w:noProof/>
             <w:webHidden/>
-            <w:sz w:val="24"/>
-            <w:szCs w:val="24"/>
-          </w:rPr>
-          <w:instrText xml:space="preserve"> PAGEREF _Toc198802111 \h </w:instrText>
+          </w:rPr>
+          <w:instrText xml:space="preserve"> PAGEREF _Toc199322273 \h </w:instrText>
         </w:r>
         <w:r>
           <w:rPr>
             <w:noProof/>
             <w:webHidden/>
-            <w:sz w:val="24"/>
-            <w:szCs w:val="24"/>
           </w:rPr>
         </w:r>
         <w:r>
           <w:rPr>
             <w:noProof/>
             <w:webHidden/>
-            <w:sz w:val="24"/>
-            <w:szCs w:val="24"/>
           </w:rPr>
           <w:fldChar w:fldCharType="separate"/>
         </w:r>
@@ -1914,8 +1829,6 @@
           <w:rPr>
             <w:noProof/>
             <w:webHidden/>
-            <w:sz w:val="24"/>
-            <w:szCs w:val="24"/>
           </w:rPr>
           <w:t>3</w:t>
         </w:r>
@@ -1923,8 +1836,6 @@
           <w:rPr>
             <w:noProof/>
             <w:webHidden/>
-            <w:sz w:val="24"/>
-            <w:szCs w:val="24"/>
           </w:rPr>
           <w:fldChar w:fldCharType="end"/>
         </w:r>
@@ -1941,18 +1852,16 @@
           <w:smallCaps w:val="0"/>
           <w:noProof/>
           <w:kern w:val="2"/>
-          <w:sz w:val="32"/>
-          <w:szCs w:val="32"/>
+          <w:sz w:val="24"/>
+          <w:szCs w:val="24"/>
           <w14:ligatures w14:val="standardContextual"/>
         </w:rPr>
       </w:pPr>
-      <w:hyperlink w:anchor="_Toc198802112" w:history="1">
+      <w:hyperlink w:anchor="_Toc199322274" w:history="1">
         <w:r>
           <w:rPr>
             <w:rStyle w:val="Hyperlink"/>
             <w:noProof/>
-            <w:sz w:val="24"/>
-            <w:szCs w:val="24"/>
           </w:rPr>
           <w:t>Figure 2 - Star Topology</w:t>
         </w:r>
@@ -1960,8 +1869,6 @@
           <w:rPr>
             <w:noProof/>
             <w:webHidden/>
-            <w:sz w:val="24"/>
-            <w:szCs w:val="24"/>
           </w:rPr>
           <w:tab/>
         </w:r>
@@ -1969,8 +1876,6 @@
           <w:rPr>
             <w:noProof/>
             <w:webHidden/>
-            <w:sz w:val="24"/>
-            <w:szCs w:val="24"/>
           </w:rPr>
           <w:fldChar w:fldCharType="begin"/>
         </w:r>
@@ -1978,25 +1883,19 @@
           <w:rPr>
             <w:noProof/>
             <w:webHidden/>
-            <w:sz w:val="24"/>
-            <w:szCs w:val="24"/>
-          </w:rPr>
-          <w:instrText xml:space="preserve"> PAGEREF _Toc198802112 \h </w:instrText>
+          </w:rPr>
+          <w:instrText xml:space="preserve"> PAGEREF _Toc199322274 \h </w:instrText>
         </w:r>
         <w:r>
           <w:rPr>
             <w:noProof/>
             <w:webHidden/>
-            <w:sz w:val="24"/>
-            <w:szCs w:val="24"/>
           </w:rPr>
         </w:r>
         <w:r>
           <w:rPr>
             <w:noProof/>
             <w:webHidden/>
-            <w:sz w:val="24"/>
-            <w:szCs w:val="24"/>
           </w:rPr>
           <w:fldChar w:fldCharType="separate"/>
         </w:r>
@@ -2004,8 +1903,6 @@
           <w:rPr>
             <w:noProof/>
             <w:webHidden/>
-            <w:sz w:val="24"/>
-            <w:szCs w:val="24"/>
           </w:rPr>
           <w:t>3</w:t>
         </w:r>
@@ -2013,8 +1910,6 @@
           <w:rPr>
             <w:noProof/>
             <w:webHidden/>
-            <w:sz w:val="24"/>
-            <w:szCs w:val="24"/>
           </w:rPr>
           <w:fldChar w:fldCharType="end"/>
         </w:r>
@@ -2031,27 +1926,23 @@
           <w:smallCaps w:val="0"/>
           <w:noProof/>
           <w:kern w:val="2"/>
-          <w:sz w:val="32"/>
-          <w:szCs w:val="32"/>
+          <w:sz w:val="24"/>
+          <w:szCs w:val="24"/>
           <w14:ligatures w14:val="standardContextual"/>
         </w:rPr>
       </w:pPr>
-      <w:hyperlink w:anchor="_Toc198802113" w:history="1">
+      <w:hyperlink w:anchor="_Toc199322275" w:history="1">
         <w:r>
           <w:rPr>
             <w:rStyle w:val="Hyperlink"/>
             <w:noProof/>
-            <w:sz w:val="24"/>
-            <w:szCs w:val="24"/>
-          </w:rPr>
-          <w:t>Figure 3 – Mesh Topologies (a – Full Mesh, b – Partial Mesh)</w:t>
+          </w:rPr>
+          <w:t xml:space="preserve">Figure 3 – Mesh Topologies </w:t>
         </w:r>
         <w:r>
           <w:rPr>
             <w:noProof/>
             <w:webHidden/>
-            <w:sz w:val="24"/>
-            <w:szCs w:val="24"/>
           </w:rPr>
           <w:tab/>
         </w:r>
@@ -2059,8 +1950,6 @@
           <w:rPr>
             <w:noProof/>
             <w:webHidden/>
-            <w:sz w:val="24"/>
-            <w:szCs w:val="24"/>
           </w:rPr>
           <w:fldChar w:fldCharType="begin"/>
         </w:r>
@@ -2068,25 +1957,19 @@
           <w:rPr>
             <w:noProof/>
             <w:webHidden/>
-            <w:sz w:val="24"/>
-            <w:szCs w:val="24"/>
-          </w:rPr>
-          <w:instrText xml:space="preserve"> PAGEREF _Toc198802113 \h </w:instrText>
+          </w:rPr>
+          <w:instrText xml:space="preserve"> PAGEREF _Toc199322275 \h </w:instrText>
         </w:r>
         <w:r>
           <w:rPr>
             <w:noProof/>
             <w:webHidden/>
-            <w:sz w:val="24"/>
-            <w:szCs w:val="24"/>
           </w:rPr>
         </w:r>
         <w:r>
           <w:rPr>
             <w:noProof/>
             <w:webHidden/>
-            <w:sz w:val="24"/>
-            <w:szCs w:val="24"/>
           </w:rPr>
           <w:fldChar w:fldCharType="separate"/>
         </w:r>
@@ -2094,8 +1977,6 @@
           <w:rPr>
             <w:noProof/>
             <w:webHidden/>
-            <w:sz w:val="24"/>
-            <w:szCs w:val="24"/>
           </w:rPr>
           <w:t>4</w:t>
         </w:r>
@@ -2103,8 +1984,6 @@
           <w:rPr>
             <w:noProof/>
             <w:webHidden/>
-            <w:sz w:val="24"/>
-            <w:szCs w:val="24"/>
           </w:rPr>
           <w:fldChar w:fldCharType="end"/>
         </w:r>
@@ -2112,13 +1991,533 @@
     </w:p>
     <w:p>
       <w:pPr>
-        <w:rPr>
-          <w:sz w:val="24"/>
-          <w:szCs w:val="24"/>
-        </w:rPr>
-      </w:pPr>
-      <w:r>
-        <w:rPr>
+        <w:pStyle w:val="TableofFigures"/>
+        <w:tabs>
+          <w:tab w:val="right" w:leader="dot" w:pos="8296"/>
+        </w:tabs>
+        <w:rPr>
+          <w:rFonts w:cstheme="minorBidi"/>
+          <w:smallCaps w:val="0"/>
+          <w:noProof/>
+          <w:kern w:val="2"/>
+          <w:sz w:val="24"/>
+          <w:szCs w:val="24"/>
+          <w14:ligatures w14:val="standardContextual"/>
+        </w:rPr>
+      </w:pPr>
+      <w:hyperlink w:anchor="_Toc199322276" w:history="1">
+        <w:r>
+          <w:rPr>
+            <w:rStyle w:val="Hyperlink"/>
+            <w:noProof/>
+          </w:rPr>
+          <w:t>Figure 4 - London Site IT PC-1 Config</w:t>
+        </w:r>
+        <w:r>
+          <w:rPr>
+            <w:noProof/>
+            <w:webHidden/>
+          </w:rPr>
+          <w:tab/>
+        </w:r>
+        <w:r>
+          <w:rPr>
+            <w:noProof/>
+            <w:webHidden/>
+          </w:rPr>
+          <w:fldChar w:fldCharType="begin"/>
+        </w:r>
+        <w:r>
+          <w:rPr>
+            <w:noProof/>
+            <w:webHidden/>
+          </w:rPr>
+          <w:instrText xml:space="preserve"> PAGEREF _Toc199322276 \h </w:instrText>
+        </w:r>
+        <w:r>
+          <w:rPr>
+            <w:noProof/>
+            <w:webHidden/>
+          </w:rPr>
+        </w:r>
+        <w:r>
+          <w:rPr>
+            <w:noProof/>
+            <w:webHidden/>
+          </w:rPr>
+          <w:fldChar w:fldCharType="separate"/>
+        </w:r>
+        <w:r>
+          <w:rPr>
+            <w:noProof/>
+            <w:webHidden/>
+          </w:rPr>
+          <w:t>5</w:t>
+        </w:r>
+        <w:r>
+          <w:rPr>
+            <w:noProof/>
+            <w:webHidden/>
+          </w:rPr>
+          <w:fldChar w:fldCharType="end"/>
+        </w:r>
+      </w:hyperlink>
+    </w:p>
+    <w:p>
+      <w:pPr>
+        <w:pStyle w:val="TableofFigures"/>
+        <w:tabs>
+          <w:tab w:val="right" w:leader="dot" w:pos="8296"/>
+        </w:tabs>
+        <w:rPr>
+          <w:rFonts w:cstheme="minorBidi"/>
+          <w:smallCaps w:val="0"/>
+          <w:noProof/>
+          <w:kern w:val="2"/>
+          <w:sz w:val="24"/>
+          <w:szCs w:val="24"/>
+          <w14:ligatures w14:val="standardContextual"/>
+        </w:rPr>
+      </w:pPr>
+      <w:hyperlink w:anchor="_Toc199322277" w:history="1">
+        <w:r>
+          <w:rPr>
+            <w:rStyle w:val="Hyperlink"/>
+            <w:noProof/>
+          </w:rPr>
+          <w:t>Figure 5 - London Site Router Config</w:t>
+        </w:r>
+        <w:r>
+          <w:rPr>
+            <w:noProof/>
+            <w:webHidden/>
+          </w:rPr>
+          <w:tab/>
+        </w:r>
+        <w:r>
+          <w:rPr>
+            <w:noProof/>
+            <w:webHidden/>
+          </w:rPr>
+          <w:fldChar w:fldCharType="begin"/>
+        </w:r>
+        <w:r>
+          <w:rPr>
+            <w:noProof/>
+            <w:webHidden/>
+          </w:rPr>
+          <w:instrText xml:space="preserve"> PAGEREF _Toc199322277 \h </w:instrText>
+        </w:r>
+        <w:r>
+          <w:rPr>
+            <w:noProof/>
+            <w:webHidden/>
+          </w:rPr>
+        </w:r>
+        <w:r>
+          <w:rPr>
+            <w:noProof/>
+            <w:webHidden/>
+          </w:rPr>
+          <w:fldChar w:fldCharType="separate"/>
+        </w:r>
+        <w:r>
+          <w:rPr>
+            <w:noProof/>
+            <w:webHidden/>
+          </w:rPr>
+          <w:t>5</w:t>
+        </w:r>
+        <w:r>
+          <w:rPr>
+            <w:noProof/>
+            <w:webHidden/>
+          </w:rPr>
+          <w:fldChar w:fldCharType="end"/>
+        </w:r>
+      </w:hyperlink>
+    </w:p>
+    <w:p>
+      <w:pPr>
+        <w:pStyle w:val="TableofFigures"/>
+        <w:tabs>
+          <w:tab w:val="right" w:leader="dot" w:pos="8296"/>
+        </w:tabs>
+        <w:rPr>
+          <w:rFonts w:cstheme="minorBidi"/>
+          <w:smallCaps w:val="0"/>
+          <w:noProof/>
+          <w:kern w:val="2"/>
+          <w:sz w:val="24"/>
+          <w:szCs w:val="24"/>
+          <w14:ligatures w14:val="standardContextual"/>
+        </w:rPr>
+      </w:pPr>
+      <w:hyperlink w:anchor="_Toc199322278" w:history="1">
+        <w:r>
+          <w:rPr>
+            <w:rStyle w:val="Hyperlink"/>
+            <w:noProof/>
+          </w:rPr>
+          <w:t>Figure 6 - Wroclaw Site Physical Segmentation</w:t>
+        </w:r>
+        <w:r>
+          <w:rPr>
+            <w:noProof/>
+            <w:webHidden/>
+          </w:rPr>
+          <w:tab/>
+        </w:r>
+        <w:r>
+          <w:rPr>
+            <w:noProof/>
+            <w:webHidden/>
+          </w:rPr>
+          <w:fldChar w:fldCharType="begin"/>
+        </w:r>
+        <w:r>
+          <w:rPr>
+            <w:noProof/>
+            <w:webHidden/>
+          </w:rPr>
+          <w:instrText xml:space="preserve"> PAGEREF _Toc199322278 \h </w:instrText>
+        </w:r>
+        <w:r>
+          <w:rPr>
+            <w:noProof/>
+            <w:webHidden/>
+          </w:rPr>
+        </w:r>
+        <w:r>
+          <w:rPr>
+            <w:noProof/>
+            <w:webHidden/>
+          </w:rPr>
+          <w:fldChar w:fldCharType="separate"/>
+        </w:r>
+        <w:r>
+          <w:rPr>
+            <w:noProof/>
+            <w:webHidden/>
+          </w:rPr>
+          <w:t>5</w:t>
+        </w:r>
+        <w:r>
+          <w:rPr>
+            <w:noProof/>
+            <w:webHidden/>
+          </w:rPr>
+          <w:fldChar w:fldCharType="end"/>
+        </w:r>
+      </w:hyperlink>
+    </w:p>
+    <w:p>
+      <w:pPr>
+        <w:pStyle w:val="TableofFigures"/>
+        <w:tabs>
+          <w:tab w:val="right" w:leader="dot" w:pos="8296"/>
+        </w:tabs>
+        <w:rPr>
+          <w:rFonts w:cstheme="minorBidi"/>
+          <w:smallCaps w:val="0"/>
+          <w:noProof/>
+          <w:kern w:val="2"/>
+          <w:sz w:val="24"/>
+          <w:szCs w:val="24"/>
+          <w14:ligatures w14:val="standardContextual"/>
+        </w:rPr>
+      </w:pPr>
+      <w:hyperlink w:anchor="_Toc199322279" w:history="1">
+        <w:r>
+          <w:rPr>
+            <w:rStyle w:val="Hyperlink"/>
+            <w:noProof/>
+          </w:rPr>
+          <w:t>Figure 7 - Pinging within London Site</w:t>
+        </w:r>
+        <w:r>
+          <w:rPr>
+            <w:noProof/>
+            <w:webHidden/>
+          </w:rPr>
+          <w:tab/>
+        </w:r>
+        <w:r>
+          <w:rPr>
+            <w:noProof/>
+            <w:webHidden/>
+          </w:rPr>
+          <w:fldChar w:fldCharType="begin"/>
+        </w:r>
+        <w:r>
+          <w:rPr>
+            <w:noProof/>
+            <w:webHidden/>
+          </w:rPr>
+          <w:instrText xml:space="preserve"> PAGEREF _Toc199322279 \h </w:instrText>
+        </w:r>
+        <w:r>
+          <w:rPr>
+            <w:noProof/>
+            <w:webHidden/>
+          </w:rPr>
+        </w:r>
+        <w:r>
+          <w:rPr>
+            <w:noProof/>
+            <w:webHidden/>
+          </w:rPr>
+          <w:fldChar w:fldCharType="separate"/>
+        </w:r>
+        <w:r>
+          <w:rPr>
+            <w:noProof/>
+            <w:webHidden/>
+          </w:rPr>
+          <w:t>7</w:t>
+        </w:r>
+        <w:r>
+          <w:rPr>
+            <w:noProof/>
+            <w:webHidden/>
+          </w:rPr>
+          <w:fldChar w:fldCharType="end"/>
+        </w:r>
+      </w:hyperlink>
+    </w:p>
+    <w:p>
+      <w:pPr>
+        <w:pStyle w:val="TableofFigures"/>
+        <w:tabs>
+          <w:tab w:val="right" w:leader="dot" w:pos="8296"/>
+        </w:tabs>
+        <w:rPr>
+          <w:rFonts w:cstheme="minorBidi"/>
+          <w:smallCaps w:val="0"/>
+          <w:noProof/>
+          <w:kern w:val="2"/>
+          <w:sz w:val="24"/>
+          <w:szCs w:val="24"/>
+          <w14:ligatures w14:val="standardContextual"/>
+        </w:rPr>
+      </w:pPr>
+      <w:hyperlink w:anchor="_Toc199322280" w:history="1">
+        <w:r>
+          <w:rPr>
+            <w:rStyle w:val="Hyperlink"/>
+            <w:noProof/>
+          </w:rPr>
+          <w:t>Figure 8 - Pinging from 2 different Sites</w:t>
+        </w:r>
+        <w:r>
+          <w:rPr>
+            <w:noProof/>
+            <w:webHidden/>
+          </w:rPr>
+          <w:tab/>
+        </w:r>
+        <w:r>
+          <w:rPr>
+            <w:noProof/>
+            <w:webHidden/>
+          </w:rPr>
+          <w:fldChar w:fldCharType="begin"/>
+        </w:r>
+        <w:r>
+          <w:rPr>
+            <w:noProof/>
+            <w:webHidden/>
+          </w:rPr>
+          <w:instrText xml:space="preserve"> PAGEREF _Toc199322280 \h </w:instrText>
+        </w:r>
+        <w:r>
+          <w:rPr>
+            <w:noProof/>
+            <w:webHidden/>
+          </w:rPr>
+        </w:r>
+        <w:r>
+          <w:rPr>
+            <w:noProof/>
+            <w:webHidden/>
+          </w:rPr>
+          <w:fldChar w:fldCharType="separate"/>
+        </w:r>
+        <w:r>
+          <w:rPr>
+            <w:noProof/>
+            <w:webHidden/>
+          </w:rPr>
+          <w:t>7</w:t>
+        </w:r>
+        <w:r>
+          <w:rPr>
+            <w:noProof/>
+            <w:webHidden/>
+          </w:rPr>
+          <w:fldChar w:fldCharType="end"/>
+        </w:r>
+      </w:hyperlink>
+    </w:p>
+    <w:p>
+      <w:pPr>
+        <w:pStyle w:val="TableofFigures"/>
+        <w:tabs>
+          <w:tab w:val="right" w:leader="dot" w:pos="8296"/>
+        </w:tabs>
+        <w:rPr>
+          <w:rFonts w:cstheme="minorBidi"/>
+          <w:smallCaps w:val="0"/>
+          <w:noProof/>
+          <w:kern w:val="2"/>
+          <w:sz w:val="24"/>
+          <w:szCs w:val="24"/>
+          <w14:ligatures w14:val="standardContextual"/>
+        </w:rPr>
+      </w:pPr>
+      <w:hyperlink w:anchor="_Toc199322281" w:history="1">
+        <w:r>
+          <w:rPr>
+            <w:rStyle w:val="Hyperlink"/>
+            <w:noProof/>
+          </w:rPr>
+          <w:t>Figure 9 - Tracert Command: Workstation to Router</w:t>
+        </w:r>
+        <w:r>
+          <w:rPr>
+            <w:noProof/>
+            <w:webHidden/>
+          </w:rPr>
+          <w:tab/>
+        </w:r>
+        <w:r>
+          <w:rPr>
+            <w:noProof/>
+            <w:webHidden/>
+          </w:rPr>
+          <w:fldChar w:fldCharType="begin"/>
+        </w:r>
+        <w:r>
+          <w:rPr>
+            <w:noProof/>
+            <w:webHidden/>
+          </w:rPr>
+          <w:instrText xml:space="preserve"> PAGEREF _Toc199322281 \h </w:instrText>
+        </w:r>
+        <w:r>
+          <w:rPr>
+            <w:noProof/>
+            <w:webHidden/>
+          </w:rPr>
+        </w:r>
+        <w:r>
+          <w:rPr>
+            <w:noProof/>
+            <w:webHidden/>
+          </w:rPr>
+          <w:fldChar w:fldCharType="separate"/>
+        </w:r>
+        <w:r>
+          <w:rPr>
+            <w:noProof/>
+            <w:webHidden/>
+          </w:rPr>
+          <w:t>8</w:t>
+        </w:r>
+        <w:r>
+          <w:rPr>
+            <w:noProof/>
+            <w:webHidden/>
+          </w:rPr>
+          <w:fldChar w:fldCharType="end"/>
+        </w:r>
+      </w:hyperlink>
+    </w:p>
+    <w:p>
+      <w:pPr>
+        <w:pStyle w:val="TableofFigures"/>
+        <w:tabs>
+          <w:tab w:val="right" w:leader="dot" w:pos="8296"/>
+        </w:tabs>
+        <w:rPr>
+          <w:rFonts w:cstheme="minorBidi"/>
+          <w:smallCaps w:val="0"/>
+          <w:noProof/>
+          <w:kern w:val="2"/>
+          <w:sz w:val="24"/>
+          <w:szCs w:val="24"/>
+          <w14:ligatures w14:val="standardContextual"/>
+        </w:rPr>
+      </w:pPr>
+      <w:hyperlink w:anchor="_Toc199322282" w:history="1">
+        <w:r>
+          <w:rPr>
+            <w:rStyle w:val="Hyperlink"/>
+            <w:noProof/>
+          </w:rPr>
+          <w:t>Figure 10 - Tracert Command: Workstation to Workstation</w:t>
+        </w:r>
+        <w:r>
+          <w:rPr>
+            <w:noProof/>
+            <w:webHidden/>
+          </w:rPr>
+          <w:tab/>
+        </w:r>
+        <w:r>
+          <w:rPr>
+            <w:noProof/>
+            <w:webHidden/>
+          </w:rPr>
+          <w:fldChar w:fldCharType="begin"/>
+        </w:r>
+        <w:r>
+          <w:rPr>
+            <w:noProof/>
+            <w:webHidden/>
+          </w:rPr>
+          <w:instrText xml:space="preserve"> PAGEREF _Toc199322282 \h </w:instrText>
+        </w:r>
+        <w:r>
+          <w:rPr>
+            <w:noProof/>
+            <w:webHidden/>
+          </w:rPr>
+        </w:r>
+        <w:r>
+          <w:rPr>
+            <w:noProof/>
+            <w:webHidden/>
+          </w:rPr>
+          <w:fldChar w:fldCharType="separate"/>
+        </w:r>
+        <w:r>
+          <w:rPr>
+            <w:noProof/>
+            <w:webHidden/>
+          </w:rPr>
+          <w:t>8</w:t>
+        </w:r>
+        <w:r>
+          <w:rPr>
+            <w:noProof/>
+            <w:webHidden/>
+          </w:rPr>
+          <w:fldChar w:fldCharType="end"/>
+        </w:r>
+      </w:hyperlink>
+    </w:p>
+    <w:p>
+      <w:pPr>
+        <w:rPr>
+          <w:sz w:val="24"/>
+          <w:szCs w:val="24"/>
+        </w:rPr>
+      </w:pPr>
+      <w:r>
+        <w:rPr>
+          <w:rFonts w:cstheme="minorHAnsi"/>
+          <w:smallCaps/>
           <w:sz w:val="24"/>
           <w:szCs w:val="24"/>
         </w:rPr>
@@ -2149,7 +2548,7 @@
           <w:szCs w:val="26"/>
         </w:rPr>
       </w:pPr>
-      <w:bookmarkStart w:id="1" w:name="_Toc198802102"/>
+      <w:bookmarkStart w:id="1" w:name="_Toc199322265"/>
       <w:r>
         <w:rPr>
           <w:sz w:val="26"/>
@@ -2239,19 +2638,42 @@
     </w:p>
     <w:p>
       <w:pPr>
-        <w:pStyle w:val="Heading2"/>
+        <w:rPr>
+          <w:sz w:val="24"/>
+          <w:szCs w:val="24"/>
+        </w:rPr>
+      </w:pPr>
+      <w:r>
+        <w:rPr>
+          <w:sz w:val="24"/>
+          <w:szCs w:val="24"/>
+        </w:rPr>
+        <w:t>See Appendix 1 for the tools and methods utilised in the network.</w:t>
+      </w:r>
+    </w:p>
+    <w:p>
+      <w:pPr>
+        <w:rPr>
+          <w:sz w:val="24"/>
+          <w:szCs w:val="24"/>
+        </w:rPr>
+      </w:pPr>
+    </w:p>
+    <w:p>
+      <w:pPr>
+        <w:pStyle w:val="Heading1"/>
         <w:rPr>
           <w:sz w:val="26"/>
           <w:szCs w:val="26"/>
         </w:rPr>
       </w:pPr>
-      <w:bookmarkStart w:id="2" w:name="_Toc198802103"/>
+      <w:bookmarkStart w:id="2" w:name="_Toc199322267"/>
       <w:r>
         <w:rPr>
           <w:sz w:val="26"/>
           <w:szCs w:val="26"/>
         </w:rPr>
-        <w:t>Tools and method</w:t>
+        <w:t>Topology</w:t>
       </w:r>
       <w:bookmarkEnd w:id="2"/>
     </w:p>
@@ -2267,231 +2689,6 @@
           <w:sz w:val="24"/>
           <w:szCs w:val="24"/>
         </w:rPr>
-        <w:t>Cisco Packet Tracer was utilised to develop a virtual network framework to display the design in relation to the expectations for the Green Wood Company’s infrastructure.</w:t>
-      </w:r>
-    </w:p>
-    <w:p>
-      <w:pPr>
-        <w:rPr>
-          <w:sz w:val="24"/>
-          <w:szCs w:val="24"/>
-        </w:rPr>
-      </w:pPr>
-      <w:r>
-        <w:rPr>
-          <w:sz w:val="24"/>
-          <w:szCs w:val="24"/>
-        </w:rPr>
-        <w:t>Network segmentation</w:t>
-      </w:r>
-      <w:r>
-        <w:rPr>
-          <w:sz w:val="24"/>
-          <w:szCs w:val="24"/>
-        </w:rPr>
-        <w:t xml:space="preserve"> is the action of dividing a network into smaller isolated sections and was done via VLSM. This segmentation</w:t>
-      </w:r>
-      <w:r>
-        <w:rPr>
-          <w:sz w:val="24"/>
-          <w:szCs w:val="24"/>
-        </w:rPr>
-        <w:t xml:space="preserve"> was used to control the traffic, this allowing the network to be limited by traffic type source, destination, etc </w:t>
-      </w:r>
-      <w:r>
-        <w:rPr>
-          <w:sz w:val="24"/>
-          <w:szCs w:val="24"/>
-        </w:rPr>
-        <w:t>(Cisco, 2025)</w:t>
-      </w:r>
-      <w:r>
-        <w:rPr>
-          <w:sz w:val="24"/>
-          <w:szCs w:val="24"/>
-        </w:rPr>
-        <w:t>, reducing the stress on the network.</w:t>
-      </w:r>
-    </w:p>
-    <w:p>
-      <w:pPr>
-        <w:rPr>
-          <w:sz w:val="24"/>
-          <w:szCs w:val="24"/>
-        </w:rPr>
-      </w:pPr>
-      <w:r>
-        <w:rPr>
-          <w:sz w:val="24"/>
-          <w:szCs w:val="24"/>
-        </w:rPr>
-        <w:t>Variable Length Subnet Mask</w:t>
-      </w:r>
-      <w:r>
-        <w:rPr>
-          <w:sz w:val="24"/>
-          <w:szCs w:val="24"/>
-        </w:rPr>
-        <w:t xml:space="preserve"> (</w:t>
-      </w:r>
-      <w:r>
-        <w:rPr>
-          <w:sz w:val="24"/>
-          <w:szCs w:val="24"/>
-        </w:rPr>
-        <w:t>VLSM</w:t>
-      </w:r>
-      <w:r>
-        <w:rPr>
-          <w:sz w:val="24"/>
-          <w:szCs w:val="24"/>
-        </w:rPr>
-        <w:t>)</w:t>
-      </w:r>
-      <w:r>
-        <w:rPr>
-          <w:sz w:val="24"/>
-          <w:szCs w:val="24"/>
-        </w:rPr>
-        <w:t xml:space="preserve"> is a technique used in Ip network design to create subnets with different subnet masks </w:t>
-      </w:r>
-      <w:r>
-        <w:rPr>
-          <w:sz w:val="24"/>
-          <w:szCs w:val="24"/>
-        </w:rPr>
-        <w:t>(GeeksforGeeks, 2018)</w:t>
-      </w:r>
-      <w:r>
-        <w:rPr>
-          <w:sz w:val="24"/>
-          <w:szCs w:val="24"/>
-        </w:rPr>
-        <w:t xml:space="preserve">. This </w:t>
-      </w:r>
-      <w:r>
-        <w:rPr>
-          <w:sz w:val="24"/>
-          <w:szCs w:val="24"/>
-        </w:rPr>
-        <w:t>was utilised to create subnets allowing less waste of IPs and efficient use of network resources</w:t>
-      </w:r>
-      <w:r>
-        <w:rPr>
-          <w:sz w:val="24"/>
-          <w:szCs w:val="24"/>
-        </w:rPr>
-        <w:t>.</w:t>
-      </w:r>
-    </w:p>
-    <w:p>
-      <w:pPr>
-        <w:rPr>
-          <w:sz w:val="24"/>
-          <w:szCs w:val="24"/>
-        </w:rPr>
-      </w:pPr>
-      <w:r>
-        <w:rPr>
-          <w:sz w:val="24"/>
-          <w:szCs w:val="24"/>
-        </w:rPr>
-        <w:t xml:space="preserve">Finally, </w:t>
-      </w:r>
-      <w:r>
-        <w:rPr>
-          <w:sz w:val="24"/>
-          <w:szCs w:val="24"/>
-        </w:rPr>
-        <w:t>Open Shortest Path First (OSPF) was utilised</w:t>
-      </w:r>
-      <w:r>
-        <w:rPr>
-          <w:sz w:val="24"/>
-          <w:szCs w:val="24"/>
-        </w:rPr>
-        <w:t>, which is a</w:t>
-      </w:r>
-      <w:r>
-        <w:rPr>
-          <w:sz w:val="24"/>
-          <w:szCs w:val="24"/>
-        </w:rPr>
-        <w:t xml:space="preserve"> t</w:t>
-      </w:r>
-      <w:r>
-        <w:rPr>
-          <w:sz w:val="24"/>
-          <w:szCs w:val="24"/>
-        </w:rPr>
-        <w:t>ype of</w:t>
-      </w:r>
-      <w:r>
-        <w:rPr>
-          <w:sz w:val="24"/>
-          <w:szCs w:val="24"/>
-        </w:rPr>
-        <w:t xml:space="preserve"> link-state</w:t>
-      </w:r>
-      <w:r>
-        <w:rPr>
-          <w:sz w:val="24"/>
-          <w:szCs w:val="24"/>
-        </w:rPr>
-        <w:t xml:space="preserve"> routing protocol</w:t>
-      </w:r>
-      <w:r>
-        <w:rPr>
-          <w:sz w:val="24"/>
-          <w:szCs w:val="24"/>
-        </w:rPr>
-        <w:t>, helping to calculate the best path for the packet to be forwarded to its destination</w:t>
-      </w:r>
-      <w:r>
-        <w:rPr>
-          <w:sz w:val="24"/>
-          <w:szCs w:val="24"/>
-        </w:rPr>
-        <w:t xml:space="preserve"> via mathematical algorithms</w:t>
-      </w:r>
-      <w:r>
-        <w:rPr>
-          <w:sz w:val="24"/>
-          <w:szCs w:val="24"/>
-        </w:rPr>
-        <w:t>.</w:t>
-      </w:r>
-    </w:p>
-    <w:p>
-      <w:pPr>
-        <w:pStyle w:val="Heading1"/>
-        <w:rPr>
-          <w:sz w:val="26"/>
-          <w:szCs w:val="26"/>
-        </w:rPr>
-      </w:pPr>
-      <w:bookmarkStart w:id="3" w:name="_Toc198802104"/>
-      <w:r>
-        <w:rPr>
-          <w:sz w:val="26"/>
-          <w:szCs w:val="26"/>
-        </w:rPr>
-        <w:t>Topology</w:t>
-      </w:r>
-      <w:bookmarkEnd w:id="3"/>
-    </w:p>
-    <w:p>
-      <w:pPr>
-        <w:rPr>
-          <w:sz w:val="24"/>
-          <w:szCs w:val="24"/>
-        </w:rPr>
-      </w:pPr>
-      <w:r>
-        <w:rPr>
-          <w:sz w:val="24"/>
-          <w:szCs w:val="24"/>
-        </w:rPr>
         <w:t xml:space="preserve">Network topology is the name used to define “the </w:t>
       </w:r>
       <w:r>
@@ -2594,9 +2791,8 @@
           <w:sz w:val="24"/>
           <w:szCs w:val="24"/>
         </w:rPr>
-        <w:lastRenderedPageBreak/>
         <w:drawing>
-          <wp:inline distT="0" distB="0" distL="0" distR="0" wp14:anchorId="569492FB" wp14:editId="5E419D32">
+          <wp:inline distT="0" distB="0" distL="0" distR="0" wp14:anchorId="569492FB" wp14:editId="435D464B">
             <wp:extent cx="5274310" cy="2230755"/>
             <wp:effectExtent l="0" t="0" r="2540" b="0"/>
             <wp:docPr id="1012924302" name="Picture 6" descr="A diagram of a computer network&#10;&#10;AI-generated content may be incorrect."/>
@@ -2611,7 +2807,7 @@
                     <pic:cNvPicPr/>
                   </pic:nvPicPr>
                   <pic:blipFill>
-                    <a:blip r:embed="rId13" cstate="print">
+                    <a:blip r:embed="rId14" cstate="print">
                       <a:extLst>
                         <a:ext uri="{28A0092B-C50C-407E-A947-70E740481C1C}">
                           <a14:useLocalDpi xmlns:a14="http://schemas.microsoft.com/office/drawing/2010/main" val="0"/>
@@ -2647,7 +2843,7 @@
           <w:szCs w:val="40"/>
         </w:rPr>
       </w:pPr>
-      <w:bookmarkStart w:id="4" w:name="_Toc198802111"/>
+      <w:bookmarkStart w:id="3" w:name="_Toc199322273"/>
       <w:r>
         <w:rPr>
           <w:color w:val="000000" w:themeColor="text1"/>
@@ -2705,7 +2901,7 @@
         </w:rPr>
         <w:t xml:space="preserve"> - Green Wood Company Network</w:t>
       </w:r>
-      <w:bookmarkEnd w:id="4"/>
+      <w:bookmarkEnd w:id="3"/>
     </w:p>
     <w:p>
       <w:pPr>
@@ -2720,6 +2916,7 @@
           <w:sz w:val="24"/>
           <w:szCs w:val="24"/>
         </w:rPr>
+        <w:lastRenderedPageBreak/>
         <w:drawing>
           <wp:anchor distT="0" distB="0" distL="114300" distR="114300" simplePos="0" relativeHeight="251665408" behindDoc="0" locked="0" layoutInCell="1" allowOverlap="1" wp14:anchorId="22F27C8D" wp14:editId="0367FFE5">
             <wp:simplePos x="0" y="0"/>
@@ -2754,7 +2951,7 @@
                     </pic:cNvPicPr>
                   </pic:nvPicPr>
                   <pic:blipFill>
-                    <a:blip r:embed="rId14" cstate="print">
+                    <a:blip r:embed="rId15" cstate="print">
                       <a:extLst>
                         <a:ext uri="{28A0092B-C50C-407E-A947-70E740481C1C}">
                           <a14:useLocalDpi xmlns:a14="http://schemas.microsoft.com/office/drawing/2010/main" val="0"/>
@@ -2814,17 +3011,8 @@
           <w:sz w:val="24"/>
           <w:szCs w:val="24"/>
         </w:rPr>
-        <w:t xml:space="preserve">Network </w:t>
-      </w:r>
-      <w:proofErr w:type="spellStart"/>
-      <w:r>
-        <w:rPr>
-          <w:sz w:val="24"/>
-          <w:szCs w:val="24"/>
-        </w:rPr>
-        <w:t>Encyclopedia</w:t>
-      </w:r>
-      <w:proofErr w:type="spellEnd"/>
+        <w:t>Network Encyclopedia</w:t>
+      </w:r>
       <w:r>
         <w:rPr>
           <w:sz w:val="24"/>
@@ -2864,7 +3052,7 @@
           <w:szCs w:val="24"/>
         </w:rPr>
       </w:pPr>
-      <w:bookmarkStart w:id="5" w:name="_Toc198802112"/>
+      <w:bookmarkStart w:id="4" w:name="_Toc199322274"/>
       <w:r>
         <w:rPr>
           <w:color w:val="000000" w:themeColor="text1"/>
@@ -2922,6 +3110,7 @@
         </w:rPr>
         <w:t xml:space="preserve"> - Star Topology</w:t>
       </w:r>
+      <w:bookmarkEnd w:id="4"/>
     </w:p>
     <w:p>
       <w:pPr>
@@ -2946,127 +3135,109 @@
           <w:sz w:val="24"/>
           <w:szCs w:val="24"/>
         </w:rPr>
-        <w:t>(</w:t>
-      </w:r>
-      <w:proofErr w:type="spellStart"/>
+        <w:t>(Zenarmor, 2024)</w:t>
+      </w:r>
       <w:r>
         <w:rPr>
           <w:color w:val="000000" w:themeColor="text1"/>
           <w:sz w:val="24"/>
           <w:szCs w:val="24"/>
         </w:rPr>
-        <w:t>Zenarmor</w:t>
-      </w:r>
-      <w:proofErr w:type="spellEnd"/>
-      <w:r>
-        <w:rPr>
-          <w:color w:val="000000" w:themeColor="text1"/>
-          <w:sz w:val="24"/>
-          <w:szCs w:val="24"/>
-        </w:rPr>
-        <w:t>, 2024)</w:t>
-      </w:r>
-      <w:r>
-        <w:rPr>
-          <w:color w:val="000000" w:themeColor="text1"/>
-          <w:sz w:val="24"/>
-          <w:szCs w:val="24"/>
-        </w:rPr>
         <w:t xml:space="preserve"> )</w:t>
       </w:r>
-      <w:bookmarkEnd w:id="5"/>
-    </w:p>
-    <w:p>
-      <w:pPr>
-        <w:rPr>
-          <w:sz w:val="24"/>
-          <w:szCs w:val="24"/>
-        </w:rPr>
-      </w:pPr>
-      <w:r>
-        <w:rPr>
+    </w:p>
+    <w:p>
+      <w:pPr>
+        <w:rPr>
+          <w:sz w:val="24"/>
+          <w:szCs w:val="24"/>
+        </w:rPr>
+      </w:pPr>
+      <w:r>
+        <w:rPr>
+          <w:sz w:val="24"/>
+          <w:szCs w:val="24"/>
+        </w:rPr>
+        <w:t>Connecting the 3 star topology offices is a topology structure of 4 routers in a ring, however unlike the typical ring topology, traffic is bidirectional without having 2 links between the nodes. This gives the topology a characteristic similar to a mesh, giv</w:t>
+      </w:r>
+      <w:r>
+        <w:rPr>
+          <w:sz w:val="24"/>
+          <w:szCs w:val="24"/>
+        </w:rPr>
+        <w:t>ing</w:t>
+      </w:r>
+      <w:r>
+        <w:rPr>
+          <w:sz w:val="24"/>
+          <w:szCs w:val="24"/>
+        </w:rPr>
+        <w:t xml:space="preserve"> the network a failsafe in case of a failure of one of the central router’s links. </w:t>
+      </w:r>
+      <w:r>
+        <w:rPr>
+          <w:sz w:val="24"/>
+          <w:szCs w:val="24"/>
+        </w:rPr>
+        <w:t xml:space="preserve">See </w:t>
+      </w:r>
+      <w:r>
+        <w:rPr>
+          <w:sz w:val="24"/>
+          <w:szCs w:val="24"/>
+        </w:rPr>
+        <w:t>A</w:t>
+      </w:r>
+      <w:r>
+        <w:rPr>
+          <w:sz w:val="24"/>
+          <w:szCs w:val="24"/>
+        </w:rPr>
+        <w:t>ppendix</w:t>
+      </w:r>
+      <w:r>
+        <w:rPr>
+          <w:sz w:val="24"/>
+          <w:szCs w:val="24"/>
+        </w:rPr>
+        <w:t xml:space="preserve"> 2</w:t>
+      </w:r>
+      <w:r>
+        <w:rPr>
+          <w:sz w:val="24"/>
+          <w:szCs w:val="24"/>
+        </w:rPr>
+        <w:t xml:space="preserve"> for Summary of </w:t>
+      </w:r>
+      <w:r>
+        <w:rPr>
+          <w:sz w:val="24"/>
+          <w:szCs w:val="24"/>
+        </w:rPr>
+        <w:t xml:space="preserve">the </w:t>
+      </w:r>
+      <w:r>
+        <w:rPr>
+          <w:sz w:val="24"/>
+          <w:szCs w:val="24"/>
+        </w:rPr>
+        <w:t>central topology.</w:t>
+      </w:r>
+    </w:p>
+    <w:p>
+      <w:pPr>
+        <w:rPr>
+          <w:sz w:val="24"/>
+          <w:szCs w:val="24"/>
+        </w:rPr>
+      </w:pPr>
+      <w:r>
+        <w:rPr>
+          <w:noProof/>
           <w:sz w:val="24"/>
           <w:szCs w:val="24"/>
         </w:rPr>
         <w:lastRenderedPageBreak/>
-        <w:t xml:space="preserve">Connecting the 3 star topology offices is a topology structure of 4 routers in a ring, however unlike the typical ring topology, traffic is bidirectional without having 2 links between the nodes. This gives the topology a characteristic </w:t>
-      </w:r>
-      <w:proofErr w:type="gramStart"/>
-      <w:r>
-        <w:rPr>
-          <w:sz w:val="24"/>
-          <w:szCs w:val="24"/>
-        </w:rPr>
-        <w:t>similar to</w:t>
-      </w:r>
-      <w:proofErr w:type="gramEnd"/>
-      <w:r>
-        <w:rPr>
-          <w:sz w:val="24"/>
-          <w:szCs w:val="24"/>
-        </w:rPr>
-        <w:t xml:space="preserve"> a mesh, giv</w:t>
-      </w:r>
-      <w:r>
-        <w:rPr>
-          <w:sz w:val="24"/>
-          <w:szCs w:val="24"/>
-        </w:rPr>
-        <w:t>ing</w:t>
-      </w:r>
-      <w:r>
-        <w:rPr>
-          <w:sz w:val="24"/>
-          <w:szCs w:val="24"/>
-        </w:rPr>
-        <w:t xml:space="preserve"> the network a failsafe in case of a failure of one of the central router’s links. </w:t>
-      </w:r>
-      <w:proofErr w:type="gramStart"/>
-      <w:r>
-        <w:rPr>
-          <w:sz w:val="24"/>
-          <w:szCs w:val="24"/>
-        </w:rPr>
-        <w:t>Overall</w:t>
-      </w:r>
-      <w:proofErr w:type="gramEnd"/>
-      <w:r>
-        <w:rPr>
-          <w:sz w:val="24"/>
-          <w:szCs w:val="24"/>
-        </w:rPr>
-        <w:t xml:space="preserve"> this topology has the structure of a ring topology, whilst holding the function of most </w:t>
-      </w:r>
-      <w:proofErr w:type="gramStart"/>
-      <w:r>
-        <w:rPr>
-          <w:sz w:val="24"/>
-          <w:szCs w:val="24"/>
-        </w:rPr>
-        <w:t>similar to</w:t>
-      </w:r>
-      <w:proofErr w:type="gramEnd"/>
-      <w:r>
-        <w:rPr>
-          <w:sz w:val="24"/>
-          <w:szCs w:val="24"/>
-        </w:rPr>
-        <w:t xml:space="preserve"> a mesh topology. This structure gives the network a high degree of tolerance in cases of faults, as well as this, the partial nature (meaning the routers are not all directly connected to each other) allows a higher degree of scalability, however in compensation of this benefit it is less reliable than a full mesh as it has a much more limited redundancy.</w:t>
-      </w:r>
-    </w:p>
-    <w:p>
-      <w:pPr>
-        <w:rPr>
-          <w:sz w:val="24"/>
-          <w:szCs w:val="24"/>
-        </w:rPr>
-      </w:pPr>
-      <w:r>
-        <w:rPr>
-          <w:noProof/>
-          <w:sz w:val="24"/>
-          <w:szCs w:val="24"/>
-        </w:rPr>
         <w:drawing>
           <wp:inline distT="0" distB="0" distL="0" distR="0" wp14:anchorId="2F81B9AB" wp14:editId="24D9F346">
             <wp:extent cx="5371265" cy="1869744"/>
@@ -3085,7 +3256,7 @@
                     </pic:cNvPicPr>
                   </pic:nvPicPr>
                   <pic:blipFill>
-                    <a:blip r:embed="rId15">
+                    <a:blip r:embed="rId16">
                       <a:extLst>
                         <a:ext uri="{28A0092B-C50C-407E-A947-70E740481C1C}">
                           <a14:useLocalDpi xmlns:a14="http://schemas.microsoft.com/office/drawing/2010/main" val="0"/>
@@ -3123,7 +3294,7 @@
           <w:szCs w:val="24"/>
         </w:rPr>
       </w:pPr>
-      <w:bookmarkStart w:id="6" w:name="_Toc198802113"/>
+      <w:bookmarkStart w:id="5" w:name="_Toc199322275"/>
       <w:r>
         <w:rPr>
           <w:color w:val="000000" w:themeColor="text1"/>
@@ -3181,6 +3352,7 @@
         </w:rPr>
         <w:t xml:space="preserve"> – Mesh Topologies (a – Full Mesh, b – Partial Mesh)</w:t>
       </w:r>
+      <w:bookmarkEnd w:id="5"/>
     </w:p>
     <w:p>
       <w:pPr>
@@ -3197,7 +3369,7 @@
           <w:sz w:val="24"/>
           <w:szCs w:val="24"/>
         </w:rPr>
-        <w:t xml:space="preserve"> </w:t>
+        <w:t xml:space="preserve"> (Sourced from </w:t>
       </w:r>
       <w:r>
         <w:rPr>
@@ -3205,7 +3377,7 @@
           <w:sz w:val="24"/>
           <w:szCs w:val="24"/>
         </w:rPr>
-        <w:t>(</w:t>
+        <w:t>: (</w:t>
       </w:r>
       <w:r>
         <w:rPr>
@@ -3213,7 +3385,7 @@
           <w:sz w:val="24"/>
           <w:szCs w:val="24"/>
         </w:rPr>
-        <w:t xml:space="preserve">Sourced from </w:t>
+        <w:t>Paszkiewicz et al., 2019)</w:t>
       </w:r>
       <w:r>
         <w:rPr>
@@ -3221,33 +3393,8 @@
           <w:sz w:val="24"/>
           <w:szCs w:val="24"/>
         </w:rPr>
-        <w:t>: (</w:t>
-      </w:r>
-      <w:r>
-        <w:rPr>
-          <w:color w:val="000000" w:themeColor="text1"/>
-          <w:sz w:val="24"/>
-          <w:szCs w:val="24"/>
-        </w:rPr>
-        <w:t xml:space="preserve">Paszkiewicz et al., </w:t>
-      </w:r>
-      <w:r>
-        <w:rPr>
-          <w:color w:val="000000" w:themeColor="text1"/>
-          <w:sz w:val="24"/>
-          <w:szCs w:val="24"/>
-        </w:rPr>
-        <w:t>2019)</w:t>
-      </w:r>
-      <w:r>
-        <w:rPr>
-          <w:color w:val="000000" w:themeColor="text1"/>
-          <w:sz w:val="24"/>
-          <w:szCs w:val="24"/>
-        </w:rPr>
         <w:t xml:space="preserve"> )</w:t>
       </w:r>
-      <w:bookmarkEnd w:id="6"/>
     </w:p>
     <w:p>
       <w:pPr>
@@ -3257,70 +3404,1198 @@
           <w:szCs w:val="26"/>
         </w:rPr>
       </w:pPr>
-      <w:bookmarkStart w:id="7" w:name="_Toc198802105"/>
+      <w:bookmarkStart w:id="6" w:name="_Toc199322268"/>
       <w:r>
         <w:rPr>
           <w:sz w:val="26"/>
           <w:szCs w:val="26"/>
         </w:rPr>
-        <w:t>Security</w:t>
-      </w:r>
-      <w:bookmarkEnd w:id="7"/>
+        <w:t xml:space="preserve">Security </w:t>
+      </w:r>
       <w:r>
         <w:rPr>
           <w:sz w:val="26"/>
           <w:szCs w:val="26"/>
         </w:rPr>
+        <w:t>and Reliability</w:t>
+      </w:r>
+      <w:bookmarkEnd w:id="6"/>
+    </w:p>
+    <w:p>
+      <w:pPr>
+        <w:rPr>
+          <w:sz w:val="24"/>
+          <w:szCs w:val="24"/>
+        </w:rPr>
+      </w:pPr>
+      <w:r>
+        <w:rPr>
+          <w:sz w:val="24"/>
+          <w:szCs w:val="24"/>
+        </w:rPr>
+        <w:t>Security in a network is of vital importance helping a network “</w:t>
+      </w:r>
+      <w:r>
+        <w:rPr>
+          <w:sz w:val="24"/>
+          <w:szCs w:val="24"/>
+        </w:rPr>
+        <w:t>defend any communication infrastructure from cyberattacks, unauthorized access, and data loss.</w:t>
+      </w:r>
+      <w:r>
+        <w:rPr>
+          <w:sz w:val="24"/>
+          <w:szCs w:val="24"/>
+        </w:rPr>
+        <w:t xml:space="preserve">” </w:t>
+      </w:r>
+      <w:r>
+        <w:rPr>
+          <w:sz w:val="24"/>
+          <w:szCs w:val="24"/>
+        </w:rPr>
+        <w:t>(Fortinet, 2024)</w:t>
+      </w:r>
+      <w:r>
+        <w:rPr>
+          <w:sz w:val="24"/>
+          <w:szCs w:val="24"/>
+        </w:rPr>
+        <w:t xml:space="preserve">. The network developed </w:t>
+      </w:r>
+      <w:r>
+        <w:rPr>
+          <w:sz w:val="24"/>
+          <w:szCs w:val="24"/>
+        </w:rPr>
+        <w:t>involve</w:t>
+      </w:r>
+      <w:r>
+        <w:rPr>
+          <w:sz w:val="24"/>
+          <w:szCs w:val="24"/>
+        </w:rPr>
+        <w:t>d</w:t>
+      </w:r>
+      <w:r>
+        <w:rPr>
+          <w:sz w:val="24"/>
+          <w:szCs w:val="24"/>
+        </w:rPr>
+        <w:t xml:space="preserve"> the implementation of encrypted passwords to restrict access to the privilege modes of the console and telnet access. This prevents unauthorised access and denies access from </w:t>
+      </w:r>
+      <w:r>
+        <w:rPr>
+          <w:sz w:val="24"/>
+          <w:szCs w:val="24"/>
+        </w:rPr>
+        <w:t xml:space="preserve">unauthorised </w:t>
+      </w:r>
+      <w:r>
+        <w:rPr>
+          <w:sz w:val="24"/>
+          <w:szCs w:val="24"/>
+        </w:rPr>
+        <w:t>personnel to the restricted protocols, this means unintentional/intentional damage cannot be made to important structures.</w:t>
+      </w:r>
+    </w:p>
+    <w:p>
+      <w:pPr>
+        <w:rPr>
+          <w:sz w:val="24"/>
+          <w:szCs w:val="24"/>
+        </w:rPr>
+      </w:pPr>
+      <w:r>
+        <w:rPr>
+          <w:sz w:val="24"/>
+          <w:szCs w:val="24"/>
+        </w:rPr>
+        <w:t>Network Segmentation was also implemented within the network. This was done via IP configuration</w:t>
+      </w:r>
+      <w:r>
+        <w:rPr>
+          <w:sz w:val="24"/>
+          <w:szCs w:val="24"/>
+        </w:rPr>
+        <w:t xml:space="preserve"> and physical segmentation.</w:t>
+      </w:r>
+      <w:r>
+        <w:rPr>
+          <w:sz w:val="24"/>
+          <w:szCs w:val="24"/>
+        </w:rPr>
         <w:t xml:space="preserve"> </w:t>
       </w:r>
-    </w:p>
-    <w:p>
-      <w:pPr>
+      <w:r>
+        <w:rPr>
+          <w:sz w:val="24"/>
+          <w:szCs w:val="24"/>
+        </w:rPr>
+        <w:t>See Appendix</w:t>
+      </w:r>
+      <w:r>
+        <w:rPr>
+          <w:sz w:val="24"/>
+          <w:szCs w:val="24"/>
+        </w:rPr>
+        <w:t xml:space="preserve"> 3</w:t>
+      </w:r>
+      <w:r>
+        <w:rPr>
+          <w:sz w:val="24"/>
+          <w:szCs w:val="24"/>
+        </w:rPr>
+        <w:t xml:space="preserve"> to see the benefits of segmentation</w:t>
+      </w:r>
+      <w:r>
+        <w:rPr>
+          <w:sz w:val="24"/>
+          <w:szCs w:val="24"/>
+        </w:rPr>
+        <w:t>.</w:t>
+      </w:r>
+      <w:r>
+        <w:rPr>
+          <w:sz w:val="24"/>
+          <w:szCs w:val="24"/>
+        </w:rPr>
+        <w:t xml:space="preserve"> The IP configuration involved creating different subnetworks via assigning specific IP addresses and subnet masks</w:t>
+      </w:r>
+      <w:r>
+        <w:rPr>
+          <w:sz w:val="24"/>
+          <w:szCs w:val="24"/>
+        </w:rPr>
+        <w:t xml:space="preserve"> to the workstations and routers, creating subnets</w:t>
+      </w:r>
+      <w:r>
+        <w:rPr>
+          <w:sz w:val="24"/>
+          <w:szCs w:val="24"/>
+        </w:rPr>
+        <w:t xml:space="preserve"> </w:t>
+      </w:r>
+      <w:r>
+        <w:rPr>
+          <w:sz w:val="24"/>
+          <w:szCs w:val="24"/>
+        </w:rPr>
+        <w:t>between each router connection.</w:t>
+      </w:r>
+      <w:r>
+        <w:rPr>
+          <w:sz w:val="24"/>
+          <w:szCs w:val="24"/>
+        </w:rPr>
+        <w:t xml:space="preserve"> As detailed priorly</w:t>
+      </w:r>
+      <w:r>
+        <w:rPr>
+          <w:sz w:val="24"/>
+          <w:szCs w:val="24"/>
+        </w:rPr>
+        <w:t xml:space="preserve"> in Appendix</w:t>
+      </w:r>
+      <w:r>
+        <w:rPr>
+          <w:sz w:val="24"/>
+          <w:szCs w:val="24"/>
+        </w:rPr>
+        <w:t xml:space="preserve"> 3</w:t>
+      </w:r>
+      <w:r>
+        <w:rPr>
+          <w:sz w:val="24"/>
+          <w:szCs w:val="24"/>
+        </w:rPr>
+        <w:t xml:space="preserve">, this helps improve routing as there is less risk of congestion which could slow data transfer due to each router </w:t>
+      </w:r>
+      <w:r>
+        <w:rPr>
+          <w:sz w:val="24"/>
+          <w:szCs w:val="24"/>
+        </w:rPr>
+        <w:t xml:space="preserve">being </w:t>
+      </w:r>
+      <w:r>
+        <w:rPr>
+          <w:sz w:val="24"/>
+          <w:szCs w:val="24"/>
+        </w:rPr>
+        <w:t xml:space="preserve">directly </w:t>
+      </w:r>
+      <w:r>
+        <w:rPr>
+          <w:sz w:val="24"/>
+          <w:szCs w:val="24"/>
+        </w:rPr>
+        <w:t xml:space="preserve">connected </w:t>
+      </w:r>
+      <w:r>
+        <w:rPr>
+          <w:sz w:val="24"/>
+          <w:szCs w:val="24"/>
+        </w:rPr>
+        <w:t>between one another.</w:t>
+      </w:r>
+    </w:p>
+    <w:p>
+      <w:pPr>
+        <w:rPr>
+          <w:sz w:val="24"/>
+          <w:szCs w:val="24"/>
+        </w:rPr>
+      </w:pPr>
+      <w:r>
+        <w:rPr>
+          <w:noProof/>
+          <w:sz w:val="24"/>
+          <w:szCs w:val="24"/>
+        </w:rPr>
+        <w:drawing>
+          <wp:inline distT="0" distB="0" distL="0" distR="0" wp14:anchorId="3117516F" wp14:editId="4F34F8FC">
+            <wp:extent cx="3883231" cy="848360"/>
+            <wp:effectExtent l="0" t="0" r="3175" b="8890"/>
+            <wp:docPr id="1264230841" name="Picture 6" descr="A group of numbers on a white background&#10;&#10;AI-generated content may be incorrect."/>
+            <wp:cNvGraphicFramePr>
+              <a:graphicFrameLocks xmlns:a="http://schemas.openxmlformats.org/drawingml/2006/main" noChangeAspect="1"/>
+            </wp:cNvGraphicFramePr>
+            <a:graphic xmlns:a="http://schemas.openxmlformats.org/drawingml/2006/main">
+              <a:graphicData uri="http://schemas.openxmlformats.org/drawingml/2006/picture">
+                <pic:pic xmlns:pic="http://schemas.openxmlformats.org/drawingml/2006/picture">
+                  <pic:nvPicPr>
+                    <pic:cNvPr id="1264230841" name="Picture 6" descr="A group of numbers on a white background&#10;&#10;AI-generated content may be incorrect."/>
+                    <pic:cNvPicPr/>
+                  </pic:nvPicPr>
+                  <pic:blipFill rotWithShape="1">
+                    <a:blip r:embed="rId17">
+                      <a:extLst>
+                        <a:ext uri="{28A0092B-C50C-407E-A947-70E740481C1C}">
+                          <a14:useLocalDpi xmlns:a14="http://schemas.microsoft.com/office/drawing/2010/main" val="0"/>
+                        </a:ext>
+                      </a:extLst>
+                    </a:blip>
+                    <a:srcRect r="6291"/>
+                    <a:stretch/>
+                  </pic:blipFill>
+                  <pic:spPr bwMode="auto">
+                    <a:xfrm>
+                      <a:off x="0" y="0"/>
+                      <a:ext cx="3961453" cy="865449"/>
+                    </a:xfrm>
+                    <a:prstGeom prst="rect">
+                      <a:avLst/>
+                    </a:prstGeom>
+                    <a:ln>
+                      <a:noFill/>
+                    </a:ln>
+                    <a:extLst>
+                      <a:ext uri="{53640926-AAD7-44D8-BBD7-CCE9431645EC}">
+                        <a14:shadowObscured xmlns:a14="http://schemas.microsoft.com/office/drawing/2010/main"/>
+                      </a:ext>
+                    </a:extLst>
+                  </pic:spPr>
+                </pic:pic>
+              </a:graphicData>
+            </a:graphic>
+          </wp:inline>
+        </w:drawing>
+      </w:r>
+    </w:p>
+    <w:p>
+      <w:pPr>
+        <w:pStyle w:val="Caption"/>
+        <w:rPr>
+          <w:color w:val="000000" w:themeColor="text1"/>
+          <w:sz w:val="40"/>
+          <w:szCs w:val="40"/>
+        </w:rPr>
+      </w:pPr>
+      <w:bookmarkStart w:id="7" w:name="_Toc199322276"/>
+      <w:r>
+        <w:rPr>
+          <w:color w:val="000000" w:themeColor="text1"/>
+          <w:sz w:val="24"/>
+          <w:szCs w:val="24"/>
+        </w:rPr>
+        <w:t xml:space="preserve">Figure </w:t>
+      </w:r>
+      <w:r>
+        <w:rPr>
+          <w:color w:val="000000" w:themeColor="text1"/>
+          <w:sz w:val="24"/>
+          <w:szCs w:val="24"/>
+        </w:rPr>
+        <w:fldChar w:fldCharType="begin"/>
+      </w:r>
+      <w:r>
+        <w:rPr>
+          <w:color w:val="000000" w:themeColor="text1"/>
+          <w:sz w:val="24"/>
+          <w:szCs w:val="24"/>
+        </w:rPr>
+        <w:instrText xml:space="preserve"> SEQ Figure \* ARABIC </w:instrText>
+      </w:r>
+      <w:r>
+        <w:rPr>
+          <w:color w:val="000000" w:themeColor="text1"/>
+          <w:sz w:val="24"/>
+          <w:szCs w:val="24"/>
+        </w:rPr>
+        <w:fldChar w:fldCharType="separate"/>
+      </w:r>
+      <w:r>
+        <w:rPr>
+          <w:noProof/>
+          <w:color w:val="000000" w:themeColor="text1"/>
+          <w:sz w:val="24"/>
+          <w:szCs w:val="24"/>
+        </w:rPr>
+        <w:t>4</w:t>
+      </w:r>
+      <w:r>
+        <w:rPr>
+          <w:color w:val="000000" w:themeColor="text1"/>
+          <w:sz w:val="24"/>
+          <w:szCs w:val="24"/>
+        </w:rPr>
+        <w:fldChar w:fldCharType="end"/>
+      </w:r>
+      <w:r>
+        <w:rPr>
+          <w:color w:val="000000" w:themeColor="text1"/>
+          <w:sz w:val="24"/>
+          <w:szCs w:val="24"/>
+        </w:rPr>
+        <w:t xml:space="preserve"> - London Site IT PC-1 Config</w:t>
+      </w:r>
+      <w:bookmarkEnd w:id="7"/>
+    </w:p>
+    <w:p>
+      <w:pPr>
+        <w:rPr>
+          <w:color w:val="000000" w:themeColor="text1"/>
+          <w:sz w:val="40"/>
+          <w:szCs w:val="40"/>
+        </w:rPr>
+      </w:pPr>
+      <w:r>
+        <w:rPr>
+          <w:noProof/>
+          <w:color w:val="000000" w:themeColor="text1"/>
+          <w:sz w:val="40"/>
+          <w:szCs w:val="40"/>
+        </w:rPr>
+        <w:drawing>
+          <wp:inline distT="0" distB="0" distL="0" distR="0" wp14:anchorId="0186F697" wp14:editId="688DF3B8">
+            <wp:extent cx="3844142" cy="452252"/>
+            <wp:effectExtent l="0" t="0" r="4445" b="5080"/>
+            <wp:docPr id="1343810705" name="Picture 7"/>
+            <wp:cNvGraphicFramePr>
+              <a:graphicFrameLocks xmlns:a="http://schemas.openxmlformats.org/drawingml/2006/main" noChangeAspect="1"/>
+            </wp:cNvGraphicFramePr>
+            <a:graphic xmlns:a="http://schemas.openxmlformats.org/drawingml/2006/main">
+              <a:graphicData uri="http://schemas.openxmlformats.org/drawingml/2006/picture">
+                <pic:pic xmlns:pic="http://schemas.openxmlformats.org/drawingml/2006/picture">
+                  <pic:nvPicPr>
+                    <pic:cNvPr id="1343810705" name="Picture 1343810705"/>
+                    <pic:cNvPicPr/>
+                  </pic:nvPicPr>
+                  <pic:blipFill>
+                    <a:blip r:embed="rId18">
+                      <a:extLst>
+                        <a:ext uri="{28A0092B-C50C-407E-A947-70E740481C1C}">
+                          <a14:useLocalDpi xmlns:a14="http://schemas.microsoft.com/office/drawing/2010/main" val="0"/>
+                        </a:ext>
+                      </a:extLst>
+                    </a:blip>
+                    <a:stretch>
+                      <a:fillRect/>
+                    </a:stretch>
+                  </pic:blipFill>
+                  <pic:spPr>
+                    <a:xfrm>
+                      <a:off x="0" y="0"/>
+                      <a:ext cx="3883015" cy="456825"/>
+                    </a:xfrm>
+                    <a:prstGeom prst="rect">
+                      <a:avLst/>
+                    </a:prstGeom>
+                  </pic:spPr>
+                </pic:pic>
+              </a:graphicData>
+            </a:graphic>
+          </wp:inline>
+        </w:drawing>
+      </w:r>
+    </w:p>
+    <w:p>
+      <w:pPr>
+        <w:pStyle w:val="Caption"/>
+        <w:rPr>
+          <w:color w:val="000000" w:themeColor="text1"/>
+          <w:sz w:val="24"/>
+          <w:szCs w:val="24"/>
+        </w:rPr>
+      </w:pPr>
+      <w:bookmarkStart w:id="8" w:name="_Toc199322277"/>
+      <w:r>
+        <w:rPr>
+          <w:color w:val="000000" w:themeColor="text1"/>
+          <w:sz w:val="24"/>
+          <w:szCs w:val="24"/>
+        </w:rPr>
+        <w:lastRenderedPageBreak/>
+        <w:t xml:space="preserve">Figure </w:t>
+      </w:r>
+      <w:r>
+        <w:rPr>
+          <w:color w:val="000000" w:themeColor="text1"/>
+          <w:sz w:val="24"/>
+          <w:szCs w:val="24"/>
+        </w:rPr>
+        <w:fldChar w:fldCharType="begin"/>
+      </w:r>
+      <w:r>
+        <w:rPr>
+          <w:color w:val="000000" w:themeColor="text1"/>
+          <w:sz w:val="24"/>
+          <w:szCs w:val="24"/>
+        </w:rPr>
+        <w:instrText xml:space="preserve"> SEQ Figure \* ARABIC </w:instrText>
+      </w:r>
+      <w:r>
+        <w:rPr>
+          <w:color w:val="000000" w:themeColor="text1"/>
+          <w:sz w:val="24"/>
+          <w:szCs w:val="24"/>
+        </w:rPr>
+        <w:fldChar w:fldCharType="separate"/>
+      </w:r>
+      <w:r>
+        <w:rPr>
+          <w:noProof/>
+          <w:color w:val="000000" w:themeColor="text1"/>
+          <w:sz w:val="24"/>
+          <w:szCs w:val="24"/>
+        </w:rPr>
+        <w:t>5</w:t>
+      </w:r>
+      <w:r>
+        <w:rPr>
+          <w:color w:val="000000" w:themeColor="text1"/>
+          <w:sz w:val="24"/>
+          <w:szCs w:val="24"/>
+        </w:rPr>
+        <w:fldChar w:fldCharType="end"/>
+      </w:r>
+      <w:r>
+        <w:rPr>
+          <w:color w:val="000000" w:themeColor="text1"/>
+          <w:sz w:val="24"/>
+          <w:szCs w:val="24"/>
+        </w:rPr>
+        <w:t xml:space="preserve"> - London Site Router Config</w:t>
+      </w:r>
+      <w:bookmarkEnd w:id="8"/>
+    </w:p>
+    <w:p>
+      <w:pPr>
+        <w:rPr>
+          <w:sz w:val="24"/>
+          <w:szCs w:val="24"/>
+        </w:rPr>
+      </w:pPr>
+      <w:r>
+        <w:rPr>
+          <w:sz w:val="24"/>
+          <w:szCs w:val="24"/>
+        </w:rPr>
+        <w:t>The physical segmentation was implemented via each group having their own switches</w:t>
+      </w:r>
+      <w:r>
+        <w:rPr>
+          <w:sz w:val="24"/>
+          <w:szCs w:val="24"/>
+        </w:rPr>
+        <w:t xml:space="preserve"> creating isolation which reduces the threat of a compromised location spreading</w:t>
+      </w:r>
+      <w:r>
+        <w:rPr>
+          <w:sz w:val="24"/>
+          <w:szCs w:val="24"/>
+        </w:rPr>
+        <w:t xml:space="preserve"> damage</w:t>
+      </w:r>
+      <w:r>
+        <w:rPr>
+          <w:sz w:val="24"/>
+          <w:szCs w:val="24"/>
+        </w:rPr>
+        <w:t xml:space="preserve"> to other </w:t>
+      </w:r>
+      <w:r>
+        <w:rPr>
+          <w:sz w:val="24"/>
+          <w:szCs w:val="24"/>
+        </w:rPr>
+        <w:t>areas of the network.</w:t>
+      </w:r>
+    </w:p>
+    <w:p>
+      <w:pPr>
+        <w:rPr>
+          <w:sz w:val="24"/>
+          <w:szCs w:val="24"/>
+        </w:rPr>
+      </w:pPr>
+      <w:r>
+        <w:rPr>
+          <w:noProof/>
+          <w:sz w:val="24"/>
+          <w:szCs w:val="24"/>
+        </w:rPr>
+        <w:drawing>
+          <wp:inline distT="0" distB="0" distL="0" distR="0" wp14:anchorId="4F264DB5" wp14:editId="7B0D7AA5">
+            <wp:extent cx="5268060" cy="4115374"/>
+            <wp:effectExtent l="0" t="0" r="8890" b="0"/>
+            <wp:docPr id="577801095" name="Picture 8" descr="A diagram of a computer network&#10;&#10;AI-generated content may be incorrect."/>
+            <wp:cNvGraphicFramePr>
+              <a:graphicFrameLocks xmlns:a="http://schemas.openxmlformats.org/drawingml/2006/main" noChangeAspect="1"/>
+            </wp:cNvGraphicFramePr>
+            <a:graphic xmlns:a="http://schemas.openxmlformats.org/drawingml/2006/main">
+              <a:graphicData uri="http://schemas.openxmlformats.org/drawingml/2006/picture">
+                <pic:pic xmlns:pic="http://schemas.openxmlformats.org/drawingml/2006/picture">
+                  <pic:nvPicPr>
+                    <pic:cNvPr id="577801095" name="Picture 8" descr="A diagram of a computer network&#10;&#10;AI-generated content may be incorrect."/>
+                    <pic:cNvPicPr/>
+                  </pic:nvPicPr>
+                  <pic:blipFill>
+                    <a:blip r:embed="rId19">
+                      <a:extLst>
+                        <a:ext uri="{28A0092B-C50C-407E-A947-70E740481C1C}">
+                          <a14:useLocalDpi xmlns:a14="http://schemas.microsoft.com/office/drawing/2010/main" val="0"/>
+                        </a:ext>
+                      </a:extLst>
+                    </a:blip>
+                    <a:stretch>
+                      <a:fillRect/>
+                    </a:stretch>
+                  </pic:blipFill>
+                  <pic:spPr>
+                    <a:xfrm>
+                      <a:off x="0" y="0"/>
+                      <a:ext cx="5268060" cy="4115374"/>
+                    </a:xfrm>
+                    <a:prstGeom prst="rect">
+                      <a:avLst/>
+                    </a:prstGeom>
+                  </pic:spPr>
+                </pic:pic>
+              </a:graphicData>
+            </a:graphic>
+          </wp:inline>
+        </w:drawing>
+      </w:r>
+    </w:p>
+    <w:p>
+      <w:pPr>
+        <w:pStyle w:val="Caption"/>
+        <w:rPr>
+          <w:color w:val="000000" w:themeColor="text1"/>
+          <w:sz w:val="24"/>
+          <w:szCs w:val="24"/>
+        </w:rPr>
+      </w:pPr>
+      <w:bookmarkStart w:id="9" w:name="_Toc199322278"/>
+      <w:r>
+        <w:rPr>
+          <w:color w:val="000000" w:themeColor="text1"/>
+          <w:sz w:val="24"/>
+          <w:szCs w:val="24"/>
+        </w:rPr>
+        <w:t xml:space="preserve">Figure </w:t>
+      </w:r>
+      <w:r>
+        <w:rPr>
+          <w:color w:val="000000" w:themeColor="text1"/>
+          <w:sz w:val="24"/>
+          <w:szCs w:val="24"/>
+        </w:rPr>
+        <w:fldChar w:fldCharType="begin"/>
+      </w:r>
+      <w:r>
+        <w:rPr>
+          <w:color w:val="000000" w:themeColor="text1"/>
+          <w:sz w:val="24"/>
+          <w:szCs w:val="24"/>
+        </w:rPr>
+        <w:instrText xml:space="preserve"> SEQ Figure \* ARABIC </w:instrText>
+      </w:r>
+      <w:r>
+        <w:rPr>
+          <w:color w:val="000000" w:themeColor="text1"/>
+          <w:sz w:val="24"/>
+          <w:szCs w:val="24"/>
+        </w:rPr>
+        <w:fldChar w:fldCharType="separate"/>
+      </w:r>
+      <w:r>
+        <w:rPr>
+          <w:noProof/>
+          <w:color w:val="000000" w:themeColor="text1"/>
+          <w:sz w:val="24"/>
+          <w:szCs w:val="24"/>
+        </w:rPr>
+        <w:t>6</w:t>
+      </w:r>
+      <w:r>
+        <w:rPr>
+          <w:color w:val="000000" w:themeColor="text1"/>
+          <w:sz w:val="24"/>
+          <w:szCs w:val="24"/>
+        </w:rPr>
+        <w:fldChar w:fldCharType="end"/>
+      </w:r>
+      <w:r>
+        <w:rPr>
+          <w:color w:val="000000" w:themeColor="text1"/>
+          <w:sz w:val="24"/>
+          <w:szCs w:val="24"/>
+        </w:rPr>
+        <w:t xml:space="preserve"> - Wroclaw Site Physical Segmentation</w:t>
+      </w:r>
+      <w:bookmarkEnd w:id="9"/>
+    </w:p>
+    <w:p>
+      <w:pPr>
+        <w:rPr>
+          <w:sz w:val="24"/>
+          <w:szCs w:val="24"/>
+        </w:rPr>
+      </w:pPr>
+      <w:r>
+        <w:rPr>
+          <w:sz w:val="24"/>
+          <w:szCs w:val="24"/>
+        </w:rPr>
+        <w:t xml:space="preserve">On top of this physical segmentation, the structure of the topology helps improve reliability, as discussed in the </w:t>
+      </w:r>
+      <w:r>
+        <w:rPr>
+          <w:sz w:val="24"/>
+          <w:szCs w:val="24"/>
+        </w:rPr>
+        <w:t>‘Topology’</w:t>
+      </w:r>
+      <w:r>
+        <w:rPr>
+          <w:sz w:val="24"/>
+          <w:szCs w:val="24"/>
+        </w:rPr>
+        <w:t>, the central routers are formed into a pseudo</w:t>
+      </w:r>
+      <w:r>
+        <w:rPr>
+          <w:sz w:val="24"/>
+          <w:szCs w:val="24"/>
+        </w:rPr>
+        <w:t xml:space="preserve"> ring-mesh which provides a backup router (Router4) to continue packet delivery in threat of one router faltering, providing an extra level of reliability and security to the transfer of data.</w:t>
+      </w:r>
+    </w:p>
+    <w:p>
+      <w:pPr>
+        <w:rPr>
+          <w:sz w:val="24"/>
+          <w:szCs w:val="24"/>
+        </w:rPr>
+      </w:pPr>
+      <w:r>
+        <w:rPr>
+          <w:sz w:val="24"/>
+          <w:szCs w:val="24"/>
+        </w:rPr>
+        <w:t xml:space="preserve">See Appendix </w:t>
+      </w:r>
+      <w:r>
+        <w:rPr>
+          <w:sz w:val="24"/>
+          <w:szCs w:val="24"/>
+        </w:rPr>
+        <w:t xml:space="preserve">4 </w:t>
+      </w:r>
+      <w:r>
+        <w:rPr>
+          <w:sz w:val="24"/>
+          <w:szCs w:val="24"/>
+        </w:rPr>
+        <w:t>for recommended implementation to the network that has not already been implemented.</w:t>
+      </w:r>
+    </w:p>
+    <w:p>
+      <w:pPr>
+        <w:pStyle w:val="Heading1"/>
         <w:rPr>
           <w:sz w:val="26"/>
           <w:szCs w:val="26"/>
         </w:rPr>
       </w:pPr>
+      <w:bookmarkStart w:id="10" w:name="_Toc199322269"/>
       <w:r>
         <w:rPr>
           <w:sz w:val="26"/>
           <w:szCs w:val="26"/>
         </w:rPr>
-        <w:t>Encrypted passwords restricting access to higher privilege modes (privileged (#) and configuration ((config)#) )</w:t>
-      </w:r>
-    </w:p>
-    <w:p>
-      <w:pPr>
+        <w:t>Addressing Schemes</w:t>
+      </w:r>
+      <w:bookmarkEnd w:id="10"/>
+    </w:p>
+    <w:p>
+      <w:pPr>
+        <w:rPr>
+          <w:sz w:val="24"/>
+          <w:szCs w:val="24"/>
+        </w:rPr>
+      </w:pPr>
+      <w:r>
+        <w:rPr>
+          <w:sz w:val="24"/>
+          <w:szCs w:val="24"/>
+        </w:rPr>
+        <w:t>Variable Length Subnet Mask (VLSM) is</w:t>
+      </w:r>
+      <w:r>
+        <w:rPr>
+          <w:sz w:val="24"/>
+          <w:szCs w:val="24"/>
+        </w:rPr>
+        <w:t xml:space="preserve"> “a technique used in IP network design to create subnets with different subnet masks”</w:t>
+      </w:r>
+      <w:r>
+        <w:rPr>
+          <w:sz w:val="24"/>
+          <w:szCs w:val="24"/>
+        </w:rPr>
+        <w:t xml:space="preserve"> (GeeksforGeeks, 2018)</w:t>
+      </w:r>
+      <w:r>
+        <w:rPr>
+          <w:sz w:val="24"/>
+          <w:szCs w:val="24"/>
+        </w:rPr>
+        <w:t xml:space="preserve"> The use of IP configuration was briefly discussed in the prior section Security and Reliability. VLSM </w:t>
+      </w:r>
+      <w:r>
+        <w:rPr>
+          <w:sz w:val="24"/>
+          <w:szCs w:val="24"/>
+        </w:rPr>
+        <w:lastRenderedPageBreak/>
+        <w:t>was used to provide more effective use of IP addresses, reducing waste. As stated</w:t>
+      </w:r>
+      <w:r>
+        <w:rPr>
+          <w:sz w:val="24"/>
+          <w:szCs w:val="24"/>
+        </w:rPr>
+        <w:t xml:space="preserve"> in Appendix 1</w:t>
+      </w:r>
+      <w:r>
+        <w:rPr>
+          <w:sz w:val="24"/>
+          <w:szCs w:val="24"/>
+        </w:rPr>
+        <w:t xml:space="preserve">, this involved creating different subnets via assigning different IPs to routers and workstations.  </w:t>
+      </w:r>
+    </w:p>
+    <w:p>
+      <w:pPr>
+        <w:rPr>
+          <w:sz w:val="24"/>
+          <w:szCs w:val="24"/>
+        </w:rPr>
+      </w:pPr>
+      <w:r>
+        <w:rPr>
+          <w:sz w:val="24"/>
+          <w:szCs w:val="24"/>
+        </w:rPr>
+        <w:t>The network tasked</w:t>
+      </w:r>
+      <w:r>
+        <w:rPr>
+          <w:sz w:val="24"/>
+          <w:szCs w:val="24"/>
+        </w:rPr>
+        <w:t xml:space="preserve"> was</w:t>
+      </w:r>
+      <w:r>
+        <w:rPr>
+          <w:sz w:val="24"/>
+          <w:szCs w:val="24"/>
+        </w:rPr>
+        <w:t xml:space="preserve"> to be designed under a mask of 192.168.10.0/24 to which 3 subnets </w:t>
+      </w:r>
+      <w:r>
+        <w:rPr>
+          <w:sz w:val="24"/>
+          <w:szCs w:val="24"/>
+        </w:rPr>
+        <w:t xml:space="preserve">with space for expansion, </w:t>
+      </w:r>
+      <w:r>
+        <w:rPr>
+          <w:sz w:val="24"/>
+          <w:szCs w:val="24"/>
+        </w:rPr>
+        <w:t xml:space="preserve">were created for each office (London, Wroclaw and York). </w:t>
+      </w:r>
+      <w:r>
+        <w:rPr>
+          <w:sz w:val="24"/>
+          <w:szCs w:val="24"/>
+        </w:rPr>
+        <w:t>See Appendix</w:t>
+      </w:r>
+      <w:r>
+        <w:rPr>
+          <w:sz w:val="24"/>
+          <w:szCs w:val="24"/>
+        </w:rPr>
+        <w:t xml:space="preserve"> 5</w:t>
+      </w:r>
+      <w:r>
+        <w:rPr>
+          <w:sz w:val="24"/>
+          <w:szCs w:val="24"/>
+        </w:rPr>
+        <w:t xml:space="preserve"> to see how the number of bits to borrow was calculated.</w:t>
+      </w:r>
+    </w:p>
+    <w:p>
+      <w:pPr>
+        <w:rPr>
+          <w:sz w:val="24"/>
+          <w:szCs w:val="24"/>
+        </w:rPr>
+      </w:pPr>
+      <w:r>
+        <w:rPr>
+          <w:sz w:val="24"/>
+          <w:szCs w:val="24"/>
+        </w:rPr>
+        <w:t>Overall,</w:t>
+      </w:r>
+      <w:r>
+        <w:rPr>
+          <w:sz w:val="24"/>
+          <w:szCs w:val="24"/>
+        </w:rPr>
+        <w:t xml:space="preserve"> 76 IPs were used (</w:t>
+      </w:r>
+      <w:r>
+        <w:rPr>
+          <w:sz w:val="24"/>
+          <w:szCs w:val="24"/>
+        </w:rPr>
+        <w:t>192.168.10.0</w:t>
+      </w:r>
+      <w:r>
+        <w:rPr>
+          <w:sz w:val="24"/>
+          <w:szCs w:val="24"/>
+        </w:rPr>
+        <w:t xml:space="preserve"> to 192.168.10.75), this means there is still 180 IPs still available with out original assigned /24 (256 IPs/Hosts) to be utilised in case of mass expansion or development of new office sites</w:t>
+      </w:r>
+      <w:r>
+        <w:rPr>
+          <w:sz w:val="24"/>
+          <w:szCs w:val="24"/>
+        </w:rPr>
+        <w:t>.</w:t>
+      </w:r>
+    </w:p>
+    <w:p>
+      <w:pPr>
+        <w:pStyle w:val="Heading1"/>
         <w:rPr>
           <w:sz w:val="26"/>
           <w:szCs w:val="26"/>
         </w:rPr>
       </w:pPr>
+      <w:bookmarkStart w:id="11" w:name="_Toc199322270"/>
       <w:r>
         <w:rPr>
           <w:sz w:val="26"/>
           <w:szCs w:val="26"/>
         </w:rPr>
-        <w:t>Network segmentation</w:t>
-      </w:r>
-    </w:p>
-    <w:p>
-      <w:pPr>
-        <w:pStyle w:val="Heading1"/>
+        <w:t>Network testing</w:t>
+      </w:r>
+      <w:bookmarkEnd w:id="11"/>
+    </w:p>
+    <w:p>
+      <w:pPr>
+        <w:rPr>
+          <w:sz w:val="24"/>
+          <w:szCs w:val="24"/>
+        </w:rPr>
+      </w:pPr>
+      <w:r>
+        <w:rPr>
+          <w:sz w:val="24"/>
+          <w:szCs w:val="24"/>
+        </w:rPr>
+        <w:t>Testing is vital to identify if</w:t>
+      </w:r>
+      <w:r>
+        <w:rPr>
+          <w:sz w:val="24"/>
+          <w:szCs w:val="24"/>
+        </w:rPr>
+        <w:t xml:space="preserve"> a</w:t>
+      </w:r>
+      <w:r>
+        <w:rPr>
+          <w:sz w:val="24"/>
+          <w:szCs w:val="24"/>
+        </w:rPr>
+        <w:t xml:space="preserve"> network developed is fully functional</w:t>
+      </w:r>
+      <w:r>
+        <w:rPr>
+          <w:sz w:val="24"/>
+          <w:szCs w:val="24"/>
+        </w:rPr>
+        <w:t>. To test the network developed for the Green Wood Company, pinging and trace routing was u</w:t>
+      </w:r>
+      <w:r>
+        <w:rPr>
+          <w:sz w:val="24"/>
+          <w:szCs w:val="24"/>
+        </w:rPr>
+        <w:t>tilised</w:t>
+      </w:r>
+      <w:r>
+        <w:rPr>
+          <w:sz w:val="24"/>
+          <w:szCs w:val="24"/>
+        </w:rPr>
+        <w:t xml:space="preserve"> to identify if data was successfully transferred</w:t>
+      </w:r>
+      <w:r>
+        <w:rPr>
+          <w:sz w:val="24"/>
+          <w:szCs w:val="24"/>
+        </w:rPr>
+        <w:t xml:space="preserve"> from sender to destination</w:t>
+      </w:r>
+      <w:r>
+        <w:rPr>
+          <w:sz w:val="24"/>
+          <w:szCs w:val="24"/>
+        </w:rPr>
+        <w:t xml:space="preserve"> and the paths the data took.</w:t>
+      </w:r>
+    </w:p>
+    <w:p>
+      <w:pPr>
+        <w:pStyle w:val="Heading2"/>
         <w:rPr>
           <w:sz w:val="26"/>
           <w:szCs w:val="26"/>
         </w:rPr>
       </w:pPr>
-      <w:bookmarkStart w:id="8" w:name="_Toc198802106"/>
       <w:r>
         <w:rPr>
           <w:sz w:val="26"/>
           <w:szCs w:val="26"/>
         </w:rPr>
-        <w:t>Addressing Schemes</w:t>
-      </w:r>
-      <w:bookmarkEnd w:id="8"/>
+        <w:t>IP testing</w:t>
+      </w:r>
+    </w:p>
+    <w:p>
+      <w:pPr>
+        <w:rPr>
+          <w:sz w:val="24"/>
+          <w:szCs w:val="24"/>
+        </w:rPr>
+      </w:pPr>
+      <w:r>
+        <w:rPr>
+          <w:sz w:val="24"/>
+          <w:szCs w:val="24"/>
+        </w:rPr>
+        <w:t>Firstly, pinging between two points in was used to test in data was received from sender to receiver. This was tested with a site, then for one site to another.</w:t>
+      </w:r>
+    </w:p>
+    <w:p>
+      <w:pPr>
+        <w:rPr>
+          <w:sz w:val="24"/>
+          <w:szCs w:val="24"/>
+        </w:rPr>
+      </w:pPr>
+      <w:r>
+        <w:rPr>
+          <w:noProof/>
+          <w:sz w:val="24"/>
+          <w:szCs w:val="24"/>
+        </w:rPr>
+        <w:drawing>
+          <wp:inline distT="0" distB="0" distL="0" distR="0" wp14:anchorId="06572AD6" wp14:editId="090B8682">
+            <wp:extent cx="5274310" cy="956310"/>
+            <wp:effectExtent l="0" t="0" r="2540" b="0"/>
+            <wp:docPr id="708918118" name="Picture 11" descr="A group of black text&#10;&#10;AI-generated content may be incorrect."/>
+            <wp:cNvGraphicFramePr>
+              <a:graphicFrameLocks xmlns:a="http://schemas.openxmlformats.org/drawingml/2006/main" noChangeAspect="1"/>
+            </wp:cNvGraphicFramePr>
+            <a:graphic xmlns:a="http://schemas.openxmlformats.org/drawingml/2006/main">
+              <a:graphicData uri="http://schemas.openxmlformats.org/drawingml/2006/picture">
+                <pic:pic xmlns:pic="http://schemas.openxmlformats.org/drawingml/2006/picture">
+                  <pic:nvPicPr>
+                    <pic:cNvPr id="708918118" name="Picture 11" descr="A group of black text&#10;&#10;AI-generated content may be incorrect."/>
+                    <pic:cNvPicPr/>
+                  </pic:nvPicPr>
+                  <pic:blipFill>
+                    <a:blip r:embed="rId20">
+                      <a:extLst>
+                        <a:ext uri="{28A0092B-C50C-407E-A947-70E740481C1C}">
+                          <a14:useLocalDpi xmlns:a14="http://schemas.microsoft.com/office/drawing/2010/main" val="0"/>
+                        </a:ext>
+                      </a:extLst>
+                    </a:blip>
+                    <a:stretch>
+                      <a:fillRect/>
+                    </a:stretch>
+                  </pic:blipFill>
+                  <pic:spPr>
+                    <a:xfrm>
+                      <a:off x="0" y="0"/>
+                      <a:ext cx="5274310" cy="956310"/>
+                    </a:xfrm>
+                    <a:prstGeom prst="rect">
+                      <a:avLst/>
+                    </a:prstGeom>
+                  </pic:spPr>
+                </pic:pic>
+              </a:graphicData>
+            </a:graphic>
+          </wp:inline>
+        </w:drawing>
+      </w:r>
+    </w:p>
+    <w:p>
+      <w:pPr>
+        <w:pStyle w:val="Caption"/>
+        <w:rPr>
+          <w:color w:val="auto"/>
+          <w:sz w:val="40"/>
+          <w:szCs w:val="40"/>
+        </w:rPr>
+      </w:pPr>
+      <w:bookmarkStart w:id="12" w:name="_Toc199322279"/>
+      <w:r>
+        <w:rPr>
+          <w:color w:val="auto"/>
+          <w:sz w:val="24"/>
+          <w:szCs w:val="24"/>
+        </w:rPr>
+        <w:t xml:space="preserve">Figure </w:t>
+      </w:r>
+      <w:r>
+        <w:rPr>
+          <w:color w:val="auto"/>
+          <w:sz w:val="24"/>
+          <w:szCs w:val="24"/>
+        </w:rPr>
+        <w:fldChar w:fldCharType="begin"/>
+      </w:r>
+      <w:r>
+        <w:rPr>
+          <w:color w:val="auto"/>
+          <w:sz w:val="24"/>
+          <w:szCs w:val="24"/>
+        </w:rPr>
+        <w:instrText xml:space="preserve"> SEQ Figure \* ARABIC </w:instrText>
+      </w:r>
+      <w:r>
+        <w:rPr>
+          <w:color w:val="auto"/>
+          <w:sz w:val="24"/>
+          <w:szCs w:val="24"/>
+        </w:rPr>
+        <w:fldChar w:fldCharType="separate"/>
+      </w:r>
+      <w:r>
+        <w:rPr>
+          <w:noProof/>
+          <w:color w:val="auto"/>
+          <w:sz w:val="24"/>
+          <w:szCs w:val="24"/>
+        </w:rPr>
+        <w:t>7</w:t>
+      </w:r>
+      <w:r>
+        <w:rPr>
+          <w:color w:val="auto"/>
+          <w:sz w:val="24"/>
+          <w:szCs w:val="24"/>
+        </w:rPr>
+        <w:fldChar w:fldCharType="end"/>
+      </w:r>
+      <w:r>
+        <w:rPr>
+          <w:color w:val="auto"/>
+          <w:sz w:val="24"/>
+          <w:szCs w:val="24"/>
+        </w:rPr>
+        <w:t xml:space="preserve"> - Pinging within London Site</w:t>
+      </w:r>
+      <w:bookmarkEnd w:id="12"/>
+    </w:p>
+    <w:p>
+      <w:pPr>
+        <w:rPr>
+          <w:sz w:val="24"/>
+          <w:szCs w:val="24"/>
+        </w:rPr>
+      </w:pPr>
+      <w:r>
+        <w:rPr>
+          <w:sz w:val="24"/>
+          <w:szCs w:val="24"/>
+        </w:rPr>
+        <w:t>As seen in Figure 7 pinging was fully functional</w:t>
+      </w:r>
+      <w:r>
+        <w:rPr>
+          <w:sz w:val="24"/>
+          <w:szCs w:val="24"/>
+        </w:rPr>
+        <w:t xml:space="preserve"> within the London Site. There </w:t>
+      </w:r>
+      <w:r>
+        <w:rPr>
+          <w:sz w:val="24"/>
+          <w:szCs w:val="24"/>
+        </w:rPr>
+        <w:t>were</w:t>
+      </w:r>
+      <w:r>
+        <w:rPr>
+          <w:sz w:val="24"/>
+          <w:szCs w:val="24"/>
+        </w:rPr>
+        <w:t xml:space="preserve"> no failures within the pings as all devices resided within the same LAN so the ARP held all required addresses. Information on what ARP can be found within Appendix</w:t>
+      </w:r>
+      <w:r>
+        <w:rPr>
+          <w:sz w:val="24"/>
+          <w:szCs w:val="24"/>
+        </w:rPr>
+        <w:t xml:space="preserve"> 6</w:t>
+      </w:r>
     </w:p>
     <w:p>
       <w:pPr>
@@ -3331,26 +4606,216 @@
       </w:pPr>
       <w:r>
         <w:rPr>
+          <w:noProof/>
           <w:sz w:val="26"/>
           <w:szCs w:val="26"/>
         </w:rPr>
-        <w:t xml:space="preserve">The method used to develop </w:t>
-      </w:r>
-      <w:proofErr w:type="spellStart"/>
-      <w:r>
+        <w:drawing>
+          <wp:inline distT="0" distB="0" distL="0" distR="0" wp14:anchorId="1A444940" wp14:editId="3C5C34C9">
+            <wp:extent cx="5274310" cy="824865"/>
+            <wp:effectExtent l="0" t="0" r="2540" b="0"/>
+            <wp:docPr id="712986634" name="Picture 12" descr="A white background with black text&#10;&#10;AI-generated content may be incorrect."/>
+            <wp:cNvGraphicFramePr>
+              <a:graphicFrameLocks xmlns:a="http://schemas.openxmlformats.org/drawingml/2006/main" noChangeAspect="1"/>
+            </wp:cNvGraphicFramePr>
+            <a:graphic xmlns:a="http://schemas.openxmlformats.org/drawingml/2006/main">
+              <a:graphicData uri="http://schemas.openxmlformats.org/drawingml/2006/picture">
+                <pic:pic xmlns:pic="http://schemas.openxmlformats.org/drawingml/2006/picture">
+                  <pic:nvPicPr>
+                    <pic:cNvPr id="712986634" name="Picture 12" descr="A white background with black text&#10;&#10;AI-generated content may be incorrect."/>
+                    <pic:cNvPicPr/>
+                  </pic:nvPicPr>
+                  <pic:blipFill>
+                    <a:blip r:embed="rId21">
+                      <a:extLst>
+                        <a:ext uri="{28A0092B-C50C-407E-A947-70E740481C1C}">
+                          <a14:useLocalDpi xmlns:a14="http://schemas.microsoft.com/office/drawing/2010/main" val="0"/>
+                        </a:ext>
+                      </a:extLst>
+                    </a:blip>
+                    <a:stretch>
+                      <a:fillRect/>
+                    </a:stretch>
+                  </pic:blipFill>
+                  <pic:spPr>
+                    <a:xfrm>
+                      <a:off x="0" y="0"/>
+                      <a:ext cx="5274310" cy="824865"/>
+                    </a:xfrm>
+                    <a:prstGeom prst="rect">
+                      <a:avLst/>
+                    </a:prstGeom>
+                  </pic:spPr>
+                </pic:pic>
+              </a:graphicData>
+            </a:graphic>
+          </wp:inline>
+        </w:drawing>
+      </w:r>
+    </w:p>
+    <w:p>
+      <w:pPr>
+        <w:pStyle w:val="Caption"/>
+        <w:rPr>
+          <w:color w:val="auto"/>
+          <w:sz w:val="24"/>
+          <w:szCs w:val="24"/>
+        </w:rPr>
+      </w:pPr>
+      <w:bookmarkStart w:id="13" w:name="_Toc199322280"/>
+      <w:r>
+        <w:rPr>
+          <w:color w:val="auto"/>
+          <w:sz w:val="24"/>
+          <w:szCs w:val="24"/>
+        </w:rPr>
+        <w:t xml:space="preserve">Figure </w:t>
+      </w:r>
+      <w:r>
+        <w:rPr>
+          <w:color w:val="auto"/>
+          <w:sz w:val="24"/>
+          <w:szCs w:val="24"/>
+        </w:rPr>
+        <w:fldChar w:fldCharType="begin"/>
+      </w:r>
+      <w:r>
+        <w:rPr>
+          <w:color w:val="auto"/>
+          <w:sz w:val="24"/>
+          <w:szCs w:val="24"/>
+        </w:rPr>
+        <w:instrText xml:space="preserve"> SEQ Figure \* ARABIC </w:instrText>
+      </w:r>
+      <w:r>
+        <w:rPr>
+          <w:color w:val="auto"/>
+          <w:sz w:val="24"/>
+          <w:szCs w:val="24"/>
+        </w:rPr>
+        <w:fldChar w:fldCharType="separate"/>
+      </w:r>
+      <w:r>
+        <w:rPr>
+          <w:noProof/>
+          <w:color w:val="auto"/>
+          <w:sz w:val="24"/>
+          <w:szCs w:val="24"/>
+        </w:rPr>
+        <w:t>8</w:t>
+      </w:r>
+      <w:r>
+        <w:rPr>
+          <w:color w:val="auto"/>
+          <w:sz w:val="24"/>
+          <w:szCs w:val="24"/>
+        </w:rPr>
+        <w:fldChar w:fldCharType="end"/>
+      </w:r>
+      <w:r>
+        <w:rPr>
+          <w:color w:val="auto"/>
+          <w:sz w:val="24"/>
+          <w:szCs w:val="24"/>
+        </w:rPr>
+        <w:t xml:space="preserve"> - Pinging from 2 different Sites</w:t>
+      </w:r>
+      <w:bookmarkEnd w:id="13"/>
+    </w:p>
+    <w:p>
+      <w:pPr>
+        <w:rPr>
+          <w:sz w:val="24"/>
+          <w:szCs w:val="24"/>
+        </w:rPr>
+      </w:pPr>
+      <w:r>
+        <w:rPr>
+          <w:sz w:val="24"/>
+          <w:szCs w:val="24"/>
+        </w:rPr>
+        <w:lastRenderedPageBreak/>
+        <w:t xml:space="preserve">Figure 8 shows failure initially when pinging, then will succeed the second time. This is because, the routing table </w:t>
+      </w:r>
+      <w:r>
+        <w:rPr>
+          <w:sz w:val="24"/>
+          <w:szCs w:val="24"/>
+        </w:rPr>
+        <w:t xml:space="preserve">initially </w:t>
+      </w:r>
+      <w:r>
+        <w:rPr>
+          <w:sz w:val="24"/>
+          <w:szCs w:val="24"/>
+        </w:rPr>
+        <w:t>lacks the IP addresses to contact the receiver</w:t>
+      </w:r>
+      <w:r>
+        <w:rPr>
+          <w:sz w:val="24"/>
+          <w:szCs w:val="24"/>
+        </w:rPr>
+        <w:t xml:space="preserve"> as it is a WAN so the ARP lacks the address.</w:t>
+      </w:r>
+      <w:r>
+        <w:rPr>
+          <w:sz w:val="24"/>
+          <w:szCs w:val="24"/>
+        </w:rPr>
+        <w:t xml:space="preserve"> </w:t>
+      </w:r>
+      <w:r>
+        <w:rPr>
+          <w:sz w:val="24"/>
+          <w:szCs w:val="24"/>
+        </w:rPr>
+        <w:t>After</w:t>
+      </w:r>
+      <w:r>
+        <w:rPr>
+          <w:sz w:val="24"/>
+          <w:szCs w:val="24"/>
+        </w:rPr>
+        <w:t xml:space="preserve"> the first attempt to ping, the IP is within the table thus interaction between the two points</w:t>
+      </w:r>
+      <w:r>
+        <w:rPr>
+          <w:sz w:val="24"/>
+          <w:szCs w:val="24"/>
+        </w:rPr>
+        <w:t xml:space="preserve"> can be made. </w:t>
+      </w:r>
+    </w:p>
+    <w:p>
+      <w:pPr>
+        <w:pStyle w:val="Heading2"/>
         <w:rPr>
           <w:sz w:val="26"/>
           <w:szCs w:val="26"/>
         </w:rPr>
-        <w:t>ip</w:t>
-      </w:r>
-      <w:proofErr w:type="spellEnd"/>
+      </w:pPr>
       <w:r>
         <w:rPr>
           <w:sz w:val="26"/>
           <w:szCs w:val="26"/>
         </w:rPr>
-        <w:t xml:space="preserve"> addressing schemes for different departments</w:t>
+        <w:t>Trace Routing</w:t>
+      </w:r>
+    </w:p>
+    <w:p>
+      <w:pPr>
+        <w:rPr>
+          <w:sz w:val="24"/>
+          <w:szCs w:val="24"/>
+        </w:rPr>
+      </w:pPr>
+      <w:r>
+        <w:rPr>
+          <w:sz w:val="24"/>
+          <w:szCs w:val="24"/>
+        </w:rPr>
+        <w:t>Trace Routing was also used via the ‘tracert (destination IP)’ command to see the routing path of a packet sent.</w:t>
       </w:r>
     </w:p>
     <w:p>
@@ -3362,41 +4827,415 @@
       </w:pPr>
       <w:r>
         <w:rPr>
+          <w:noProof/>
           <w:sz w:val="26"/>
           <w:szCs w:val="26"/>
         </w:rPr>
-        <w:t xml:space="preserve">How you ensured efficient </w:t>
-      </w:r>
-      <w:proofErr w:type="spellStart"/>
-      <w:r>
+        <w:drawing>
+          <wp:inline distT="0" distB="0" distL="0" distR="0" wp14:anchorId="7F96EA61" wp14:editId="490D4EAD">
+            <wp:extent cx="3848637" cy="1648055"/>
+            <wp:effectExtent l="0" t="0" r="0" b="9525"/>
+            <wp:docPr id="612371822" name="Picture 6" descr="A screenshot of a computer program&#10;&#10;AI-generated content may be incorrect."/>
+            <wp:cNvGraphicFramePr>
+              <a:graphicFrameLocks xmlns:a="http://schemas.openxmlformats.org/drawingml/2006/main" noChangeAspect="1"/>
+            </wp:cNvGraphicFramePr>
+            <a:graphic xmlns:a="http://schemas.openxmlformats.org/drawingml/2006/main">
+              <a:graphicData uri="http://schemas.openxmlformats.org/drawingml/2006/picture">
+                <pic:pic xmlns:pic="http://schemas.openxmlformats.org/drawingml/2006/picture">
+                  <pic:nvPicPr>
+                    <pic:cNvPr id="612371822" name="Picture 6" descr="A screenshot of a computer program&#10;&#10;AI-generated content may be incorrect."/>
+                    <pic:cNvPicPr/>
+                  </pic:nvPicPr>
+                  <pic:blipFill>
+                    <a:blip r:embed="rId22">
+                      <a:extLst>
+                        <a:ext uri="{28A0092B-C50C-407E-A947-70E740481C1C}">
+                          <a14:useLocalDpi xmlns:a14="http://schemas.microsoft.com/office/drawing/2010/main" val="0"/>
+                        </a:ext>
+                      </a:extLst>
+                    </a:blip>
+                    <a:stretch>
+                      <a:fillRect/>
+                    </a:stretch>
+                  </pic:blipFill>
+                  <pic:spPr>
+                    <a:xfrm>
+                      <a:off x="0" y="0"/>
+                      <a:ext cx="3848637" cy="1648055"/>
+                    </a:xfrm>
+                    <a:prstGeom prst="rect">
+                      <a:avLst/>
+                    </a:prstGeom>
+                  </pic:spPr>
+                </pic:pic>
+              </a:graphicData>
+            </a:graphic>
+          </wp:inline>
+        </w:drawing>
+      </w:r>
+    </w:p>
+    <w:p>
+      <w:pPr>
+        <w:pStyle w:val="Caption"/>
+        <w:rPr>
+          <w:color w:val="auto"/>
+          <w:sz w:val="40"/>
+          <w:szCs w:val="40"/>
+        </w:rPr>
+      </w:pPr>
+      <w:bookmarkStart w:id="14" w:name="_Toc199322281"/>
+      <w:r>
+        <w:rPr>
+          <w:color w:val="auto"/>
+          <w:sz w:val="24"/>
+          <w:szCs w:val="24"/>
+        </w:rPr>
+        <w:t xml:space="preserve">Figure </w:t>
+      </w:r>
+      <w:r>
+        <w:rPr>
+          <w:color w:val="auto"/>
+          <w:sz w:val="24"/>
+          <w:szCs w:val="24"/>
+        </w:rPr>
+        <w:fldChar w:fldCharType="begin"/>
+      </w:r>
+      <w:r>
+        <w:rPr>
+          <w:color w:val="auto"/>
+          <w:sz w:val="24"/>
+          <w:szCs w:val="24"/>
+        </w:rPr>
+        <w:instrText xml:space="preserve"> SEQ Figure \* ARABIC </w:instrText>
+      </w:r>
+      <w:r>
+        <w:rPr>
+          <w:color w:val="auto"/>
+          <w:sz w:val="24"/>
+          <w:szCs w:val="24"/>
+        </w:rPr>
+        <w:fldChar w:fldCharType="separate"/>
+      </w:r>
+      <w:r>
+        <w:rPr>
+          <w:noProof/>
+          <w:color w:val="auto"/>
+          <w:sz w:val="24"/>
+          <w:szCs w:val="24"/>
+        </w:rPr>
+        <w:t>9</w:t>
+      </w:r>
+      <w:r>
+        <w:rPr>
+          <w:color w:val="auto"/>
+          <w:sz w:val="24"/>
+          <w:szCs w:val="24"/>
+        </w:rPr>
+        <w:fldChar w:fldCharType="end"/>
+      </w:r>
+      <w:r>
+        <w:rPr>
+          <w:color w:val="auto"/>
+          <w:sz w:val="24"/>
+          <w:szCs w:val="24"/>
+        </w:rPr>
+        <w:t xml:space="preserve"> - Tracert Command: Workstation to Router</w:t>
+      </w:r>
+      <w:bookmarkEnd w:id="14"/>
+    </w:p>
+    <w:p>
+      <w:pPr>
+        <w:rPr>
+          <w:sz w:val="24"/>
+          <w:szCs w:val="24"/>
+        </w:rPr>
+      </w:pPr>
+      <w:r>
+        <w:rPr>
+          <w:sz w:val="24"/>
+          <w:szCs w:val="24"/>
+        </w:rPr>
+        <w:t xml:space="preserve">Figure 9 shows the </w:t>
+      </w:r>
+      <w:r>
+        <w:rPr>
+          <w:sz w:val="24"/>
+          <w:szCs w:val="24"/>
+        </w:rPr>
+        <w:t>path of IT PC-1 to Router2 (</w:t>
+      </w:r>
+      <w:r>
+        <w:rPr>
+          <w:sz w:val="24"/>
+          <w:szCs w:val="24"/>
+        </w:rPr>
+        <w:t xml:space="preserve">PC to S1 to </w:t>
+      </w:r>
+      <w:r>
+        <w:rPr>
+          <w:sz w:val="24"/>
+          <w:szCs w:val="24"/>
+        </w:rPr>
+        <w:t>R0 to R3 to R6 to R5 to R2)</w:t>
+      </w:r>
+      <w:r>
+        <w:rPr>
+          <w:sz w:val="24"/>
+          <w:szCs w:val="24"/>
+        </w:rPr>
+        <w:t xml:space="preserve"> </w:t>
+      </w:r>
+    </w:p>
+    <w:p>
+      <w:pPr>
         <w:rPr>
           <w:sz w:val="26"/>
           <w:szCs w:val="26"/>
         </w:rPr>
-        <w:t>ip</w:t>
-      </w:r>
-      <w:proofErr w:type="spellEnd"/>
-      <w:r>
-        <w:rPr>
+      </w:pPr>
+      <w:r>
+        <w:rPr>
+          <w:noProof/>
           <w:sz w:val="26"/>
           <w:szCs w:val="26"/>
         </w:rPr>
-        <w:t xml:space="preserve"> allocation</w:t>
-      </w:r>
-    </w:p>
-    <w:p>
-      <w:pPr>
+        <w:drawing>
+          <wp:inline distT="0" distB="0" distL="0" distR="0" wp14:anchorId="475E8C81" wp14:editId="486A42DE">
+            <wp:extent cx="3886742" cy="1609950"/>
+            <wp:effectExtent l="0" t="0" r="0" b="9525"/>
+            <wp:docPr id="1901426552" name="Picture 7" descr="A screenshot of a computer program&#10;&#10;AI-generated content may be incorrect."/>
+            <wp:cNvGraphicFramePr>
+              <a:graphicFrameLocks xmlns:a="http://schemas.openxmlformats.org/drawingml/2006/main" noChangeAspect="1"/>
+            </wp:cNvGraphicFramePr>
+            <a:graphic xmlns:a="http://schemas.openxmlformats.org/drawingml/2006/main">
+              <a:graphicData uri="http://schemas.openxmlformats.org/drawingml/2006/picture">
+                <pic:pic xmlns:pic="http://schemas.openxmlformats.org/drawingml/2006/picture">
+                  <pic:nvPicPr>
+                    <pic:cNvPr id="1901426552" name="Picture 7" descr="A screenshot of a computer program&#10;&#10;AI-generated content may be incorrect."/>
+                    <pic:cNvPicPr/>
+                  </pic:nvPicPr>
+                  <pic:blipFill>
+                    <a:blip r:embed="rId23">
+                      <a:extLst>
+                        <a:ext uri="{28A0092B-C50C-407E-A947-70E740481C1C}">
+                          <a14:useLocalDpi xmlns:a14="http://schemas.microsoft.com/office/drawing/2010/main" val="0"/>
+                        </a:ext>
+                      </a:extLst>
+                    </a:blip>
+                    <a:stretch>
+                      <a:fillRect/>
+                    </a:stretch>
+                  </pic:blipFill>
+                  <pic:spPr>
+                    <a:xfrm>
+                      <a:off x="0" y="0"/>
+                      <a:ext cx="3886742" cy="1609950"/>
+                    </a:xfrm>
+                    <a:prstGeom prst="rect">
+                      <a:avLst/>
+                    </a:prstGeom>
+                  </pic:spPr>
+                </pic:pic>
+              </a:graphicData>
+            </a:graphic>
+          </wp:inline>
+        </w:drawing>
+      </w:r>
+    </w:p>
+    <w:p>
+      <w:pPr>
+        <w:pStyle w:val="Caption"/>
+        <w:rPr>
+          <w:color w:val="auto"/>
+          <w:sz w:val="40"/>
+          <w:szCs w:val="40"/>
+        </w:rPr>
+      </w:pPr>
+      <w:bookmarkStart w:id="15" w:name="_Toc199322282"/>
+      <w:r>
+        <w:rPr>
+          <w:color w:val="auto"/>
+          <w:sz w:val="24"/>
+          <w:szCs w:val="24"/>
+        </w:rPr>
+        <w:t xml:space="preserve">Figure </w:t>
+      </w:r>
+      <w:r>
+        <w:rPr>
+          <w:color w:val="auto"/>
+          <w:sz w:val="24"/>
+          <w:szCs w:val="24"/>
+        </w:rPr>
+        <w:fldChar w:fldCharType="begin"/>
+      </w:r>
+      <w:r>
+        <w:rPr>
+          <w:color w:val="auto"/>
+          <w:sz w:val="24"/>
+          <w:szCs w:val="24"/>
+        </w:rPr>
+        <w:instrText xml:space="preserve"> SEQ Figure \* ARABIC </w:instrText>
+      </w:r>
+      <w:r>
+        <w:rPr>
+          <w:color w:val="auto"/>
+          <w:sz w:val="24"/>
+          <w:szCs w:val="24"/>
+        </w:rPr>
+        <w:fldChar w:fldCharType="separate"/>
+      </w:r>
+      <w:r>
+        <w:rPr>
+          <w:noProof/>
+          <w:color w:val="auto"/>
+          <w:sz w:val="24"/>
+          <w:szCs w:val="24"/>
+        </w:rPr>
+        <w:t>10</w:t>
+      </w:r>
+      <w:r>
+        <w:rPr>
+          <w:color w:val="auto"/>
+          <w:sz w:val="24"/>
+          <w:szCs w:val="24"/>
+        </w:rPr>
+        <w:fldChar w:fldCharType="end"/>
+      </w:r>
+      <w:r>
+        <w:rPr>
+          <w:color w:val="auto"/>
+          <w:sz w:val="24"/>
+          <w:szCs w:val="24"/>
+        </w:rPr>
+        <w:t xml:space="preserve"> - Tracert Command: Workstation to Workstation</w:t>
+      </w:r>
+      <w:bookmarkEnd w:id="15"/>
+    </w:p>
+    <w:p>
+      <w:pPr>
+        <w:rPr>
+          <w:sz w:val="24"/>
+          <w:szCs w:val="24"/>
+        </w:rPr>
+      </w:pPr>
+      <w:r>
+        <w:rPr>
+          <w:sz w:val="24"/>
+          <w:szCs w:val="24"/>
+        </w:rPr>
+        <w:t>Figure 10 shows the path of</w:t>
+      </w:r>
+      <w:r>
+        <w:rPr>
+          <w:sz w:val="24"/>
+          <w:szCs w:val="24"/>
+        </w:rPr>
+        <w:t xml:space="preserve"> Sales PC-2 to Marketing PC-2 (PC to S1 to R1 to R6 to R5 to R2 to S2 to PC)</w:t>
+      </w:r>
+    </w:p>
+    <w:p>
+      <w:pPr>
+        <w:rPr>
+          <w:sz w:val="24"/>
+          <w:szCs w:val="24"/>
+        </w:rPr>
+      </w:pPr>
+      <w:r>
+        <w:rPr>
+          <w:sz w:val="24"/>
+          <w:szCs w:val="24"/>
+        </w:rPr>
+        <w:t>The Tracert command successfully showed the points “Hops” the packet made to reach is destination.</w:t>
+      </w:r>
+    </w:p>
+    <w:p>
+      <w:pPr>
+        <w:pStyle w:val="Heading1"/>
         <w:rPr>
           <w:sz w:val="26"/>
           <w:szCs w:val="26"/>
         </w:rPr>
       </w:pPr>
+      <w:bookmarkStart w:id="16" w:name="_Toc199322271"/>
       <w:r>
         <w:rPr>
           <w:sz w:val="26"/>
           <w:szCs w:val="26"/>
         </w:rPr>
-        <w:t>Network segmentation</w:t>
+        <w:t>Conclusion</w:t>
+      </w:r>
+      <w:bookmarkEnd w:id="16"/>
+    </w:p>
+    <w:p>
+      <w:pPr>
+        <w:rPr>
+          <w:sz w:val="24"/>
+          <w:szCs w:val="24"/>
+        </w:rPr>
+      </w:pPr>
+      <w:r>
+        <w:rPr>
+          <w:sz w:val="24"/>
+          <w:szCs w:val="24"/>
+        </w:rPr>
+        <w:lastRenderedPageBreak/>
+        <w:t xml:space="preserve">In Conclusion, this report has demonstrated a successful construction of a network </w:t>
+      </w:r>
+      <w:r>
+        <w:rPr>
+          <w:sz w:val="24"/>
+          <w:szCs w:val="24"/>
+        </w:rPr>
+        <w:t xml:space="preserve">fitting the specifications </w:t>
+      </w:r>
+      <w:r>
+        <w:rPr>
+          <w:sz w:val="24"/>
+          <w:szCs w:val="24"/>
+        </w:rPr>
+        <w:t xml:space="preserve">designated by the Green Wood Company. This report </w:t>
+      </w:r>
+      <w:r>
+        <w:rPr>
+          <w:sz w:val="24"/>
+          <w:szCs w:val="24"/>
+        </w:rPr>
+        <w:t>identif</w:t>
+      </w:r>
+      <w:r>
+        <w:rPr>
+          <w:sz w:val="24"/>
+          <w:szCs w:val="24"/>
+        </w:rPr>
+        <w:t>ying the</w:t>
+      </w:r>
+      <w:r>
+        <w:rPr>
+          <w:sz w:val="24"/>
+          <w:szCs w:val="24"/>
+        </w:rPr>
+        <w:t xml:space="preserve"> structure of the network, explaining how it </w:t>
+      </w:r>
+      <w:r>
+        <w:rPr>
+          <w:sz w:val="24"/>
+          <w:szCs w:val="24"/>
+        </w:rPr>
+        <w:t>functions,</w:t>
+      </w:r>
+      <w:r>
+        <w:rPr>
+          <w:sz w:val="24"/>
+          <w:szCs w:val="24"/>
+        </w:rPr>
+        <w:t xml:space="preserve"> </w:t>
+      </w:r>
+      <w:r>
+        <w:rPr>
+          <w:sz w:val="24"/>
+          <w:szCs w:val="24"/>
+        </w:rPr>
+        <w:t>and the different protocols and techniques used in the network.</w:t>
       </w:r>
     </w:p>
     <w:p>
@@ -3407,93 +5246,15 @@
           <w:szCs w:val="26"/>
         </w:rPr>
       </w:pPr>
-      <w:bookmarkStart w:id="9" w:name="_Toc198802107"/>
+      <w:bookmarkStart w:id="17" w:name="_Toc199322272"/>
       <w:r>
         <w:rPr>
           <w:sz w:val="26"/>
           <w:szCs w:val="26"/>
         </w:rPr>
-        <w:t>Reliabilty</w:t>
-      </w:r>
-      <w:bookmarkEnd w:id="9"/>
-    </w:p>
-    <w:p>
-      <w:pPr>
-        <w:rPr>
-          <w:sz w:val="26"/>
-          <w:szCs w:val="26"/>
-        </w:rPr>
-      </w:pPr>
-    </w:p>
-    <w:p>
-      <w:pPr>
-        <w:pStyle w:val="Heading1"/>
-        <w:rPr>
-          <w:sz w:val="26"/>
-          <w:szCs w:val="26"/>
-        </w:rPr>
-      </w:pPr>
-      <w:bookmarkStart w:id="10" w:name="_Toc198802108"/>
-      <w:r>
-        <w:rPr>
-          <w:sz w:val="26"/>
-          <w:szCs w:val="26"/>
-        </w:rPr>
-        <w:t>Network testing</w:t>
-      </w:r>
-      <w:bookmarkEnd w:id="10"/>
-    </w:p>
-    <w:p>
-      <w:pPr>
-        <w:rPr>
-          <w:sz w:val="26"/>
-          <w:szCs w:val="26"/>
-        </w:rPr>
-      </w:pPr>
-    </w:p>
-    <w:p>
-      <w:pPr>
-        <w:pStyle w:val="Heading1"/>
-        <w:rPr>
-          <w:sz w:val="26"/>
-          <w:szCs w:val="26"/>
-        </w:rPr>
-      </w:pPr>
-      <w:bookmarkStart w:id="11" w:name="_Toc198802109"/>
-      <w:r>
-        <w:rPr>
-          <w:sz w:val="26"/>
-          <w:szCs w:val="26"/>
-        </w:rPr>
-        <w:t>Conclusion</w:t>
-      </w:r>
-      <w:bookmarkEnd w:id="11"/>
-    </w:p>
-    <w:p>
-      <w:pPr>
-        <w:rPr>
-          <w:sz w:val="26"/>
-          <w:szCs w:val="26"/>
-        </w:rPr>
-      </w:pPr>
-    </w:p>
-    <w:p>
-      <w:pPr>
-        <w:pStyle w:val="Heading1"/>
-        <w:rPr>
-          <w:sz w:val="26"/>
-          <w:szCs w:val="26"/>
-        </w:rPr>
-      </w:pPr>
-      <w:bookmarkStart w:id="12" w:name="_Toc198802110"/>
-      <w:r>
-        <w:rPr>
-          <w:sz w:val="26"/>
-          <w:szCs w:val="26"/>
-        </w:rPr>
         <w:t>References</w:t>
       </w:r>
-      <w:bookmarkEnd w:id="12"/>
+      <w:bookmarkEnd w:id="17"/>
     </w:p>
     <w:p>
       <w:pPr>
@@ -3501,10 +5262,598 @@
         <w:autoSpaceDE w:val="0"/>
         <w:autoSpaceDN w:val="0"/>
         <w:adjustRightInd w:val="0"/>
-      </w:pPr>
+        <w:rPr>
+          <w:sz w:val="24"/>
+          <w:szCs w:val="24"/>
+        </w:rPr>
+      </w:pPr>
+      <w:r>
+        <w:rPr>
+          <w:sz w:val="24"/>
+          <w:szCs w:val="24"/>
+        </w:rPr>
+        <w:t xml:space="preserve">Cisco. (2025). </w:t>
+      </w:r>
+      <w:r>
+        <w:rPr>
+          <w:i/>
+          <w:iCs/>
+          <w:sz w:val="24"/>
+          <w:szCs w:val="24"/>
+        </w:rPr>
+        <w:t>What Is Network Segmentation?</w:t>
+      </w:r>
+      <w:r>
+        <w:rPr>
+          <w:sz w:val="24"/>
+          <w:szCs w:val="24"/>
+        </w:rPr>
+        <w:t xml:space="preserve"> Cisco. https://www.cisco.com/c/en/us/products/security/what-is-network-segmentation.html</w:t>
+      </w:r>
+    </w:p>
+    <w:p>
+      <w:pPr>
+        <w:widowControl w:val="0"/>
+        <w:autoSpaceDE w:val="0"/>
+        <w:autoSpaceDN w:val="0"/>
+        <w:adjustRightInd w:val="0"/>
+        <w:rPr>
+          <w:sz w:val="24"/>
+          <w:szCs w:val="24"/>
+        </w:rPr>
+      </w:pPr>
+      <w:r>
+        <w:rPr>
+          <w:sz w:val="24"/>
+          <w:szCs w:val="24"/>
+        </w:rPr>
+        <w:t xml:space="preserve">cisco. (2023). </w:t>
+      </w:r>
+      <w:r>
+        <w:rPr>
+          <w:i/>
+          <w:iCs/>
+          <w:sz w:val="24"/>
+          <w:szCs w:val="24"/>
+        </w:rPr>
+        <w:t>What Is Network Topology?</w:t>
+      </w:r>
+      <w:r>
+        <w:rPr>
+          <w:sz w:val="24"/>
+          <w:szCs w:val="24"/>
+        </w:rPr>
+        <w:t xml:space="preserve"> Cisco. https://www.cisco.com/c/en/us/solutions/automation/network-topology.html</w:t>
+      </w:r>
+    </w:p>
+    <w:p>
+      <w:pPr>
+        <w:widowControl w:val="0"/>
+        <w:autoSpaceDE w:val="0"/>
+        <w:autoSpaceDN w:val="0"/>
+        <w:adjustRightInd w:val="0"/>
+        <w:rPr>
+          <w:sz w:val="24"/>
+          <w:szCs w:val="24"/>
+        </w:rPr>
+      </w:pPr>
+      <w:r>
+        <w:rPr>
+          <w:sz w:val="24"/>
+          <w:szCs w:val="24"/>
+        </w:rPr>
+        <w:t xml:space="preserve">Editor. (2024, January 15). </w:t>
+      </w:r>
+      <w:r>
+        <w:rPr>
+          <w:i/>
+          <w:iCs/>
+          <w:sz w:val="24"/>
+          <w:szCs w:val="24"/>
+        </w:rPr>
+        <w:t>Star Topology</w:t>
+      </w:r>
+      <w:r>
+        <w:rPr>
+          <w:sz w:val="24"/>
+          <w:szCs w:val="24"/>
+        </w:rPr>
+        <w:t>. Network Encyclopedia. https://networkencyclopedia.com/star-topology/</w:t>
+      </w:r>
+    </w:p>
+    <w:p>
+      <w:pPr>
+        <w:widowControl w:val="0"/>
+        <w:autoSpaceDE w:val="0"/>
+        <w:autoSpaceDN w:val="0"/>
+        <w:adjustRightInd w:val="0"/>
+        <w:rPr>
+          <w:sz w:val="24"/>
+          <w:szCs w:val="24"/>
+        </w:rPr>
+      </w:pPr>
+      <w:r>
+        <w:rPr>
+          <w:sz w:val="24"/>
+          <w:szCs w:val="24"/>
+        </w:rPr>
+        <w:t xml:space="preserve">Fortinet. (2024). </w:t>
+      </w:r>
+      <w:r>
+        <w:rPr>
+          <w:i/>
+          <w:iCs/>
+          <w:sz w:val="24"/>
+          <w:szCs w:val="24"/>
+        </w:rPr>
+        <w:t>What Is Network Security? Definition and Types</w:t>
+      </w:r>
+      <w:r>
+        <w:rPr>
+          <w:sz w:val="24"/>
+          <w:szCs w:val="24"/>
+        </w:rPr>
+        <w:t>. Fortinet. https://www.fortinet.com/resources/cyberglossary/what-is-network-security</w:t>
+      </w:r>
+    </w:p>
+    <w:p>
+      <w:pPr>
+        <w:widowControl w:val="0"/>
+        <w:autoSpaceDE w:val="0"/>
+        <w:autoSpaceDN w:val="0"/>
+        <w:adjustRightInd w:val="0"/>
+        <w:rPr>
+          <w:sz w:val="24"/>
+          <w:szCs w:val="24"/>
+        </w:rPr>
+      </w:pPr>
+      <w:r>
+        <w:rPr>
+          <w:sz w:val="24"/>
+          <w:szCs w:val="24"/>
+        </w:rPr>
+        <w:t xml:space="preserve">GeeksforGeeks. (2018, August 28). </w:t>
+      </w:r>
+      <w:r>
+        <w:rPr>
+          <w:i/>
+          <w:iCs/>
+          <w:sz w:val="24"/>
+          <w:szCs w:val="24"/>
+        </w:rPr>
+        <w:t>Introduction of Variable Length Subnet Mask (VLSM)</w:t>
+      </w:r>
+      <w:r>
+        <w:rPr>
+          <w:sz w:val="24"/>
+          <w:szCs w:val="24"/>
+        </w:rPr>
+        <w:t>. GeeksforGeeks. https://www.geeksforgeeks.org/introduction-of-variable-length-subnet-mask-vlsm/</w:t>
+      </w:r>
+    </w:p>
+    <w:p>
+      <w:pPr>
+        <w:widowControl w:val="0"/>
+        <w:autoSpaceDE w:val="0"/>
+        <w:autoSpaceDN w:val="0"/>
+        <w:adjustRightInd w:val="0"/>
+        <w:rPr>
+          <w:sz w:val="24"/>
+          <w:szCs w:val="24"/>
+        </w:rPr>
+      </w:pPr>
+      <w:r>
+        <w:rPr>
+          <w:sz w:val="24"/>
+          <w:szCs w:val="24"/>
+        </w:rPr>
+        <w:t xml:space="preserve">O’Sullivan, F. (2017, December 1). </w:t>
+      </w:r>
+      <w:r>
+        <w:rPr>
+          <w:i/>
+          <w:iCs/>
+          <w:sz w:val="24"/>
+          <w:szCs w:val="24"/>
+        </w:rPr>
+        <w:t>What is a VPN? Explaining the Basics in 2023</w:t>
+      </w:r>
+      <w:r>
+        <w:rPr>
+          <w:sz w:val="24"/>
+          <w:szCs w:val="24"/>
+        </w:rPr>
+        <w:t>. Cloudwards. https://www.cloudwards.net/what-is-a-vpn/</w:t>
+      </w:r>
+    </w:p>
+    <w:p>
+      <w:pPr>
+        <w:widowControl w:val="0"/>
+        <w:autoSpaceDE w:val="0"/>
+        <w:autoSpaceDN w:val="0"/>
+        <w:adjustRightInd w:val="0"/>
+        <w:rPr>
+          <w:sz w:val="24"/>
+          <w:szCs w:val="24"/>
+        </w:rPr>
+      </w:pPr>
+      <w:r>
+        <w:rPr>
+          <w:sz w:val="24"/>
+          <w:szCs w:val="24"/>
+        </w:rPr>
+        <w:t xml:space="preserve">Paszkiewicz, A., Bolanowski, M., &amp; Zapała, P. (2019). </w:t>
+      </w:r>
+      <w:r>
+        <w:rPr>
+          <w:i/>
+          <w:iCs/>
+          <w:sz w:val="24"/>
+          <w:szCs w:val="24"/>
+        </w:rPr>
+        <w:t>Phase Transitions in Wireless MESH Networks and Their Application in Early Detection of Network Coherence Loss</w:t>
+      </w:r>
+      <w:r>
+        <w:rPr>
+          <w:sz w:val="24"/>
+          <w:szCs w:val="24"/>
+        </w:rPr>
+        <w:t>. https://doi.org/10.3390/app9245508</w:t>
+      </w:r>
+    </w:p>
+    <w:p>
+      <w:pPr>
+        <w:widowControl w:val="0"/>
+        <w:autoSpaceDE w:val="0"/>
+        <w:autoSpaceDN w:val="0"/>
+        <w:adjustRightInd w:val="0"/>
+        <w:rPr>
+          <w:sz w:val="24"/>
+          <w:szCs w:val="24"/>
+        </w:rPr>
+      </w:pPr>
+      <w:r>
+        <w:rPr>
+          <w:sz w:val="24"/>
+          <w:szCs w:val="24"/>
+        </w:rPr>
+        <w:t xml:space="preserve">Zenarmor. (2024). </w:t>
+      </w:r>
+      <w:r>
+        <w:rPr>
+          <w:i/>
+          <w:iCs/>
+          <w:sz w:val="24"/>
+          <w:szCs w:val="24"/>
+        </w:rPr>
+        <w:t>A Guide to Star Topology. Definition, Practices, and Importance - zenarmor.com</w:t>
+      </w:r>
+      <w:r>
+        <w:rPr>
+          <w:sz w:val="24"/>
+          <w:szCs w:val="24"/>
+        </w:rPr>
+        <w:t xml:space="preserve">. Www.zenarmor.com. </w:t>
+      </w:r>
+      <w:hyperlink r:id="rId24" w:history="1">
+        <w:r>
+          <w:rPr>
+            <w:rStyle w:val="Hyperlink"/>
+            <w:sz w:val="24"/>
+            <w:szCs w:val="24"/>
+          </w:rPr>
+          <w:t>https://www.zenarmor.com/docs/network-basics/what-is-star-topology</w:t>
+        </w:r>
+      </w:hyperlink>
+    </w:p>
+    <w:p>
+      <w:pPr>
+        <w:pStyle w:val="Heading1"/>
+        <w:rPr>
+          <w:sz w:val="26"/>
+          <w:szCs w:val="26"/>
+        </w:rPr>
+      </w:pPr>
+      <w:r>
+        <w:rPr>
+          <w:sz w:val="26"/>
+          <w:szCs w:val="26"/>
+        </w:rPr>
+        <w:t>Appendix 1</w:t>
+      </w:r>
+    </w:p>
+    <w:p>
+      <w:pPr>
+        <w:rPr>
+          <w:sz w:val="24"/>
+          <w:szCs w:val="24"/>
+        </w:rPr>
+      </w:pPr>
+      <w:r>
+        <w:rPr>
+          <w:sz w:val="24"/>
+          <w:szCs w:val="24"/>
+        </w:rPr>
+        <w:t>Cisco Packet Tracer was utilised to develop a virtual network framework to display the design in relation to the expectations for the Green Wood Company’s infrastructure.</w:t>
+      </w:r>
+    </w:p>
+    <w:p>
+      <w:pPr>
+        <w:rPr>
+          <w:sz w:val="24"/>
+          <w:szCs w:val="24"/>
+        </w:rPr>
+      </w:pPr>
+      <w:r>
+        <w:rPr>
+          <w:sz w:val="24"/>
+          <w:szCs w:val="24"/>
+        </w:rPr>
+        <w:t xml:space="preserve">Network segmentation is the action of dividing a network into smaller isolated sections and was done via VLSM. This segmentation was used to control the traffic, </w:t>
+      </w:r>
+      <w:r>
+        <w:rPr>
+          <w:sz w:val="24"/>
+          <w:szCs w:val="24"/>
+        </w:rPr>
+        <w:lastRenderedPageBreak/>
+        <w:t xml:space="preserve">this allowing the network to be limited by traffic type source, destination, etc </w:t>
+      </w:r>
+      <w:r>
+        <w:rPr>
+          <w:sz w:val="24"/>
+          <w:szCs w:val="24"/>
+        </w:rPr>
+        <w:t>(Cisco, 2025)</w:t>
+      </w:r>
+      <w:r>
+        <w:rPr>
+          <w:sz w:val="24"/>
+          <w:szCs w:val="24"/>
+        </w:rPr>
+        <w:t>, reducing the stress on the network.</w:t>
+      </w:r>
+    </w:p>
+    <w:p>
+      <w:pPr>
+        <w:rPr>
+          <w:sz w:val="24"/>
+          <w:szCs w:val="24"/>
+        </w:rPr>
+      </w:pPr>
+      <w:r>
+        <w:rPr>
+          <w:sz w:val="24"/>
+          <w:szCs w:val="24"/>
+        </w:rPr>
+        <w:t>Variable Length Subnet Mask</w:t>
+      </w:r>
+      <w:r>
+        <w:rPr>
+          <w:sz w:val="24"/>
+          <w:szCs w:val="24"/>
+        </w:rPr>
+        <w:t xml:space="preserve"> (VLSM) are a technique utilised to create subnets allowing less waste of IPs and efficient use of network resources.</w:t>
+      </w:r>
+    </w:p>
+    <w:p>
+      <w:pPr>
+        <w:rPr>
+          <w:sz w:val="24"/>
+          <w:szCs w:val="24"/>
+        </w:rPr>
+      </w:pPr>
+      <w:r>
+        <w:rPr>
+          <w:sz w:val="24"/>
+          <w:szCs w:val="24"/>
+        </w:rPr>
+        <w:t>Finally, Open Shortest Path First (OSPF) was utilised, which is a type of link-state routing protocol, helping to calculate the best path for the packet to be forwarded to its destination via mathematical algorithms.</w:t>
+      </w:r>
+    </w:p>
+    <w:p>
+      <w:pPr>
+        <w:pStyle w:val="Heading1"/>
+        <w:rPr>
+          <w:sz w:val="26"/>
+          <w:szCs w:val="26"/>
+        </w:rPr>
+      </w:pPr>
+      <w:r>
+        <w:rPr>
+          <w:sz w:val="26"/>
+          <w:szCs w:val="26"/>
+        </w:rPr>
+        <w:t>Appendix</w:t>
+      </w:r>
+      <w:r>
+        <w:rPr>
+          <w:sz w:val="26"/>
+          <w:szCs w:val="26"/>
+        </w:rPr>
+        <w:t xml:space="preserve"> 2</w:t>
+      </w:r>
+    </w:p>
+    <w:p>
+      <w:r>
+        <w:rPr>
+          <w:sz w:val="24"/>
+          <w:szCs w:val="24"/>
+        </w:rPr>
+        <w:t>Overall this topology has the structure of a ring topology, whilst holding the function of most similar to a mesh topology. This structure gives the network a high degree of tolerance in cases of faults, as well as this, the partial nature (meaning the routers are not all directly connected to each other) allows a higher degree of scalability, however in compensation of this benefit it is less reliable than a full mesh as it has a much more limited redundancy.</w:t>
+      </w:r>
+    </w:p>
+    <w:p>
+      <w:pPr>
+        <w:pStyle w:val="Heading1"/>
+        <w:rPr>
+          <w:sz w:val="26"/>
+          <w:szCs w:val="26"/>
+        </w:rPr>
+      </w:pPr>
+      <w:r>
+        <w:rPr>
+          <w:sz w:val="26"/>
+          <w:szCs w:val="26"/>
+        </w:rPr>
+        <w:t xml:space="preserve">Appendix </w:t>
+      </w:r>
+      <w:r>
+        <w:rPr>
+          <w:sz w:val="26"/>
+          <w:szCs w:val="26"/>
+        </w:rPr>
+        <w:t>3</w:t>
+      </w:r>
+    </w:p>
+    <w:p>
+      <w:pPr>
+        <w:rPr>
+          <w:sz w:val="24"/>
+          <w:szCs w:val="24"/>
+        </w:rPr>
+      </w:pPr>
+      <w:r>
+        <w:rPr>
+          <w:sz w:val="24"/>
+          <w:szCs w:val="24"/>
+        </w:rPr>
+        <w:t>This causes each site to be isolated, improving performance, reliability and security. The configurations helping improve the routing within and outside of the same subnetworks thus improving the reliability of the network with data transfer.</w:t>
+      </w:r>
+    </w:p>
+    <w:p>
+      <w:pPr>
+        <w:pStyle w:val="Heading1"/>
+        <w:rPr>
+          <w:sz w:val="26"/>
+          <w:szCs w:val="26"/>
+        </w:rPr>
+      </w:pPr>
+      <w:r>
+        <w:rPr>
+          <w:sz w:val="26"/>
+          <w:szCs w:val="26"/>
+        </w:rPr>
+        <w:t>Appendix</w:t>
+      </w:r>
+      <w:r>
+        <w:rPr>
+          <w:sz w:val="26"/>
+          <w:szCs w:val="26"/>
+        </w:rPr>
+        <w:t xml:space="preserve"> 4</w:t>
+      </w:r>
+    </w:p>
+    <w:p>
+      <w:pPr>
+        <w:rPr>
+          <w:sz w:val="24"/>
+          <w:szCs w:val="24"/>
+        </w:rPr>
+      </w:pPr>
+      <w:r>
+        <w:rPr>
+          <w:sz w:val="24"/>
+          <w:szCs w:val="24"/>
+        </w:rPr>
+        <w:t xml:space="preserve">As well as what has been implemented as discussed above, it is recommended that Virtual Private Networks ( VPN(s) ) should be introduced into the network to further improve reliability and security of the system. A VPN encrypts all the internet traffic by establishing a tunnel to have data transfer through the VPN servers </w:t>
+      </w:r>
+      <w:r>
+        <w:rPr>
+          <w:sz w:val="24"/>
+          <w:szCs w:val="24"/>
+        </w:rPr>
+        <w:t>(O’Sullivan, 2017)</w:t>
+      </w:r>
+      <w:r>
+        <w:rPr>
+          <w:sz w:val="24"/>
+          <w:szCs w:val="24"/>
+        </w:rPr>
+        <w:t>. This helps keep data private and protected against different online attacks by keeping unwanted entities out of the systems by staying on private networks when travelling through the internet.</w:t>
+      </w:r>
+    </w:p>
+    <w:p>
+      <w:pPr>
+        <w:pStyle w:val="Heading1"/>
+        <w:rPr>
+          <w:sz w:val="26"/>
+          <w:szCs w:val="26"/>
+        </w:rPr>
+      </w:pPr>
+      <w:r>
+        <w:rPr>
+          <w:sz w:val="26"/>
+          <w:szCs w:val="26"/>
+        </w:rPr>
+        <w:t>Appendix</w:t>
+      </w:r>
+      <w:r>
+        <w:rPr>
+          <w:sz w:val="26"/>
+          <w:szCs w:val="26"/>
+        </w:rPr>
+        <w:t xml:space="preserve"> 5</w:t>
+      </w:r>
+    </w:p>
+    <w:p>
+      <w:r>
+        <w:rPr>
+          <w:sz w:val="24"/>
+          <w:szCs w:val="24"/>
+        </w:rPr>
+        <w:t xml:space="preserve">Each of these offices required 6 IPs for workstations and an IP for the router to act as the gateway which can be seen in figure 4 and 5. With this information, it can be understood 7 IPs are required, however 2 extra IPs would be required for the network and broadcast address. Therefore 9 overall, because of this, a subnet of /28 was utilised as to fit the requirements as well as greatly reduce wastage of IPs. The subnet of /28 hosts 16 IPs meaning there is enough IPs to hold an offices IPs as well </w:t>
+      </w:r>
+      <w:r>
+        <w:rPr>
+          <w:sz w:val="24"/>
+          <w:szCs w:val="24"/>
+        </w:rPr>
+        <w:lastRenderedPageBreak/>
+        <w:t>as bear space for potential future expansions up to 13 overall workstations within an office site.</w:t>
+      </w:r>
+    </w:p>
+    <w:p>
+      <w:pPr>
+        <w:pStyle w:val="Heading1"/>
+        <w:rPr>
+          <w:sz w:val="26"/>
+          <w:szCs w:val="26"/>
+        </w:rPr>
+      </w:pPr>
+      <w:r>
+        <w:rPr>
+          <w:sz w:val="26"/>
+          <w:szCs w:val="26"/>
+        </w:rPr>
+        <w:t>Appendix</w:t>
+      </w:r>
+      <w:r>
+        <w:rPr>
+          <w:sz w:val="26"/>
+          <w:szCs w:val="26"/>
+        </w:rPr>
+        <w:t xml:space="preserve"> 6</w:t>
+      </w:r>
+    </w:p>
+    <w:p>
+      <w:r>
+        <w:rPr>
+          <w:sz w:val="24"/>
+          <w:szCs w:val="24"/>
+        </w:rPr>
+        <w:t>Address Resolution Protocol (ARP) works to map IP addresses within a LAN and connecting them to the MAC Addresses. This is done via caching a catalogue of MAC addresses via a cycle of ARP requests. This protocol occurs when a device wants to communicate to another device in the same network, ARP the is utilised to identify the MAC address related to the IP address destined for contact.</w:t>
+      </w:r>
+      <w:r>
+        <w:rPr>
+          <w:sz w:val="24"/>
+          <w:szCs w:val="24"/>
+        </w:rPr>
+        <w:t xml:space="preserve"> </w:t>
+      </w:r>
     </w:p>
     <w:sectPr>
-      <w:footerReference w:type="default" r:id="rId16"/>
+      <w:footerReference w:type="default" r:id="rId25"/>
       <w:pgSz w:w="11906" w:h="16838"/>
       <w:pgMar w:top="1440" w:right="1800" w:bottom="1440" w:left="1800" w:header="720" w:footer="720" w:gutter="0"/>
       <w:pgNumType w:start="0"/>
@@ -3560,12 +5909,15 @@
       <w:p>
         <w:pPr>
           <w:pStyle w:val="Footer"/>
+          <w:rPr>
+            <w:snapToGrid w:val="0"/>
+          </w:rPr>
         </w:pPr>
         <w:r>
           <w:rPr>
             <w:snapToGrid w:val="0"/>
           </w:rPr>
-          <w:t>STUDENT ID</w:t>
+          <w:t>15228802</w:t>
         </w:r>
         <w:r>
           <w:rPr>
@@ -3639,7 +5991,7 @@
             <w:noProof/>
             <w:snapToGrid w:val="0"/>
           </w:rPr>
-          <w:t>21/05/2025</w:t>
+          <w:t>28/05/2025</w:t>
         </w:r>
         <w:r>
           <w:rPr>
@@ -4661,6 +7013,7 @@
   <w:style w:type="character" w:default="1" w:styleId="DefaultParagraphFont">
     <w:name w:val="Default Paragraph Font"/>
     <w:uiPriority w:val="1"/>
+    <w:semiHidden/>
     <w:unhideWhenUsed/>
   </w:style>
   <w:style w:type="table" w:default="1" w:styleId="TableNormal">
@@ -5470,6 +7823,18 @@
       <w:szCs w:val="22"/>
     </w:rPr>
   </w:style>
+  <w:style w:type="character" w:styleId="UnresolvedMention">
+    <w:name w:val="Unresolved Mention"/>
+    <w:basedOn w:val="DefaultParagraphFont"/>
+    <w:uiPriority w:val="99"/>
+    <w:semiHidden/>
+    <w:unhideWhenUsed/>
+    <w:rsid w:val="00A952A7"/>
+    <w:rPr>
+      <w:color w:val="605E5C"/>
+      <w:shd w:val="clear" w:color="auto" w:fill="E1DFDD"/>
+    </w:rPr>
+  </w:style>
 </w:styles>
 </file>
 
@@ -5799,6 +8164,17 @@
 </file>
 
 <file path=customXml/item1.xml><?xml version="1.0" encoding="utf-8"?>
+<CoverPageProperties xmlns="http://schemas.microsoft.com/office/2006/coverPageProps">
+  <PublishDate/>
+  <Abstract>This Report presets an understanding of Networking methodologies and theories</Abstract>
+  <CompanyAddress/>
+  <CompanyPhone/>
+  <CompanyFax/>
+  <CompanyEmail/>
+</CoverPageProperties>
+</file>
+
+<file path=customXml/item2.xml><?xml version="1.0" encoding="utf-8"?>
 <ct:contentTypeSchema xmlns:ct="http://schemas.microsoft.com/office/2006/metadata/contentType" xmlns:ma="http://schemas.microsoft.com/office/2006/metadata/properties/metaAttributes" ct:_="" ma:_="" ma:contentTypeName="Document" ma:contentTypeID="0x010100D43454A992A19D4D8A4CB668637C053A" ma:contentTypeVersion="12" ma:contentTypeDescription="Create a new document." ma:contentTypeScope="" ma:versionID="40f9b7ec4dfcb537eed15f7f37dc57f5">
   <xsd:schema xmlns:xsd="http://www.w3.org/2001/XMLSchema" xmlns:xs="http://www.w3.org/2001/XMLSchema" xmlns:p="http://schemas.microsoft.com/office/2006/metadata/properties" xmlns:ns2="ddfe0ad1-4112-43da-8459-9b98cdaf43c0" xmlns:ns3="52aa10b1-e014-457b-b87c-c1f0ee70ef75" targetNamespace="http://schemas.microsoft.com/office/2006/metadata/properties" ma:root="true" ma:fieldsID="598238c3603307530db4b697acfec705" ns2:_="" ns3:_="">
     <xsd:import namespace="ddfe0ad1-4112-43da-8459-9b98cdaf43c0"/>
@@ -6015,7 +8391,11 @@
 </ct:contentTypeSchema>
 </file>
 
-<file path=customXml/item2.xml><?xml version="1.0" encoding="utf-8"?>
+<file path=customXml/item3.xml><?xml version="1.0" encoding="utf-8"?>
+<b:Sources xmlns:b="http://schemas.openxmlformats.org/officeDocument/2006/bibliography" xmlns="http://schemas.openxmlformats.org/officeDocument/2006/bibliography" SelectedStyle="\APASixthEditionOfficeOnline.xsl" StyleName="APA" Version="6"/>
+</file>
+
+<file path=customXml/item4.xml><?xml version="1.0" encoding="utf-8"?>
 <?mso-contentType ?>
 <FormTemplates xmlns="http://schemas.microsoft.com/sharepoint/v3/contenttype/forms">
   <Display>DocumentLibraryForm</Display>
@@ -6024,11 +8404,15 @@
 </FormTemplates>
 </file>
 
-<file path=customXml/item3.xml><?xml version="1.0" encoding="utf-8"?>
-<b:Sources xmlns:b="http://schemas.openxmlformats.org/officeDocument/2006/bibliography" xmlns="http://schemas.openxmlformats.org/officeDocument/2006/bibliography" SelectedStyle="\APASixthEditionOfficeOnline.xsl" StyleName="APA" Version="6"/>
+<file path=customXml/itemProps1.xml><?xml version="1.0" encoding="utf-8"?>
+<ds:datastoreItem xmlns:ds="http://schemas.openxmlformats.org/officeDocument/2006/customXml" ds:itemID="{55AF091B-3C7A-41E3-B477-F2FDAA23CFDA}">
+  <ds:schemaRefs>
+    <ds:schemaRef ds:uri="http://schemas.microsoft.com/office/2006/coverPageProps"/>
+  </ds:schemaRefs>
+</ds:datastoreItem>
 </file>
 
-<file path=customXml/itemProps1.xml><?xml version="1.0" encoding="utf-8"?>
+<file path=customXml/itemProps2.xml><?xml version="1.0" encoding="utf-8"?>
 <ds:datastoreItem xmlns:ds="http://schemas.openxmlformats.org/officeDocument/2006/customXml" ds:itemID="{DBD2E314-58B9-4783-BF67-C2631A8A07B6}">
   <ds:schemaRefs>
     <ds:schemaRef ds:uri="http://schemas.microsoft.com/office/2006/metadata/contentType"/>
@@ -6047,18 +8431,18 @@
 </ds:datastoreItem>
 </file>
 
-<file path=customXml/itemProps2.xml><?xml version="1.0" encoding="utf-8"?>
-<ds:datastoreItem xmlns:ds="http://schemas.openxmlformats.org/officeDocument/2006/customXml" ds:itemID="{CAB1111E-B29A-41A9-BF57-61D17CE24E23}">
-  <ds:schemaRefs>
-    <ds:schemaRef ds:uri="http://schemas.microsoft.com/sharepoint/v3/contenttype/forms"/>
-  </ds:schemaRefs>
-</ds:datastoreItem>
-</file>
-
 <file path=customXml/itemProps3.xml><?xml version="1.0" encoding="utf-8"?>
 <ds:datastoreItem xmlns:ds="http://schemas.openxmlformats.org/officeDocument/2006/customXml" ds:itemID="{93F3EFEB-17F2-4428-9B7D-3F74E65F7572}">
   <ds:schemaRefs>
     <ds:schemaRef ds:uri="http://schemas.openxmlformats.org/officeDocument/2006/bibliography"/>
   </ds:schemaRefs>
 </ds:datastoreItem>
+</file>
+
+<file path=customXml/itemProps4.xml><?xml version="1.0" encoding="utf-8"?>
+<ds:datastoreItem xmlns:ds="http://schemas.openxmlformats.org/officeDocument/2006/customXml" ds:itemID="{CAB1111E-B29A-41A9-BF57-61D17CE24E23}">
+  <ds:schemaRefs>
+    <ds:schemaRef ds:uri="http://schemas.microsoft.com/sharepoint/v3/contenttype/forms"/>
+  </ds:schemaRefs>
+</ds:datastoreItem>
 </file>